--- a/EJERCICIOS DE LOS ALUMNOS/MAURICIO/REPASOS FINALES Ejercicios/HACKING WEB by Mauri.docx
+++ b/EJERCICIOS DE LOS ALUMNOS/MAURICIO/REPASOS FINALES Ejercicios/HACKING WEB by Mauri.docx
@@ -49,13 +49,52 @@
       </w:r>
     </w:p>
     <w:p>
-      <w:proofErr w:type="spellStart"/>
-      <w:proofErr w:type="gramStart"/>
       <w:r>
         <w:t>site:juntadeandalucia.es</w:t>
       </w:r>
-      <w:proofErr w:type="spellEnd"/>
-      <w:proofErr w:type="gramEnd"/>
+      <w:r>
+        <w:br/>
+      </w:r>
+      <w:r>
+        <w:br/>
+      </w:r>
+      <w:r>
+        <w:drawing>
+          <wp:inline distT="0" distB="0" distL="0" distR="0" wp14:anchorId="196F8C40" wp14:editId="33D6B33D">
+            <wp:extent cx="5400040" cy="4545965"/>
+            <wp:effectExtent l="0" t="0" r="0" b="6985"/>
+            <wp:docPr id="2003006388" name="Imagen 1"/>
+            <wp:cNvGraphicFramePr>
+              <a:graphicFrameLocks xmlns:a="http://schemas.openxmlformats.org/drawingml/2006/main" noChangeAspect="1"/>
+            </wp:cNvGraphicFramePr>
+            <a:graphic xmlns:a="http://schemas.openxmlformats.org/drawingml/2006/main">
+              <a:graphicData uri="http://schemas.openxmlformats.org/drawingml/2006/picture">
+                <pic:pic xmlns:pic="http://schemas.openxmlformats.org/drawingml/2006/picture">
+                  <pic:nvPicPr>
+                    <pic:cNvPr id="2003006388" name=""/>
+                    <pic:cNvPicPr/>
+                  </pic:nvPicPr>
+                  <pic:blipFill>
+                    <a:blip r:embed="rId4"/>
+                    <a:stretch>
+                      <a:fillRect/>
+                    </a:stretch>
+                  </pic:blipFill>
+                  <pic:spPr>
+                    <a:xfrm>
+                      <a:off x="0" y="0"/>
+                      <a:ext cx="5400040" cy="4545965"/>
+                    </a:xfrm>
+                    <a:prstGeom prst="rect">
+                      <a:avLst/>
+                    </a:prstGeom>
+                  </pic:spPr>
+                </pic:pic>
+              </a:graphicData>
+            </a:graphic>
+          </wp:inline>
+        </w:drawing>
+      </w:r>
     </w:p>
     <w:p>
       <w:r>
@@ -86,7 +125,7 @@
     <w:p>
       <w:r>
         <w:pict w14:anchorId="1A923D04">
-          <v:rect id="_x0000_i1139" style="width:0;height:1.5pt" o:hralign="center" o:hrstd="t" o:hr="t" fillcolor="#a0a0a0" stroked="f"/>
+          <v:rect id="_x0000_i1025" style="width:0;height:1.5pt" o:hralign="center" o:hrstd="t" o:hr="t" fillcolor="#a0a0a0" stroked="f"/>
         </w:pict>
       </w:r>
     </w:p>
@@ -102,31 +141,16 @@
           <w:b/>
           <w:bCs/>
         </w:rPr>
-        <w:t xml:space="preserve">2. Buscar </w:t>
-      </w:r>
-      <w:proofErr w:type="spellStart"/>
-      <w:r>
-        <w:rPr>
-          <w:b/>
-          <w:bCs/>
-        </w:rPr>
-        <w:t>PDFs</w:t>
-      </w:r>
-      <w:proofErr w:type="spellEnd"/>
-      <w:r>
-        <w:rPr>
-          <w:b/>
-          <w:bCs/>
-        </w:rPr>
-        <w:t xml:space="preserve"> en un dominio</w:t>
-      </w:r>
-    </w:p>
-    <w:p>
-      <w:r>
-        <w:rPr>
-          <w:b/>
-          <w:bCs/>
-        </w:rPr>
+        <w:t>2. Buscar PDFs en un dominio</w:t>
+      </w:r>
+    </w:p>
+    <w:p>
+      <w:r>
+        <w:rPr>
+          <w:b/>
+          <w:bCs/>
+        </w:rPr>
+        <w:lastRenderedPageBreak/>
         <w:t>Enunciado:</w:t>
       </w:r>
       <w:r>
@@ -154,30 +178,59 @@
           <w:lang w:val="en-GB"/>
         </w:rPr>
       </w:pPr>
-      <w:proofErr w:type="spellStart"/>
-      <w:proofErr w:type="gramStart"/>
       <w:r>
         <w:rPr>
           <w:lang w:val="en-GB"/>
         </w:rPr>
-        <w:t>site:boe.es</w:t>
-      </w:r>
-      <w:proofErr w:type="spellEnd"/>
-      <w:proofErr w:type="gramEnd"/>
-      <w:r>
+        <w:t>site:boe.es filetype:pdf</w:t>
+      </w:r>
+    </w:p>
+    <w:p>
+      <w:pPr>
         <w:rPr>
           <w:lang w:val="en-GB"/>
         </w:rPr>
-        <w:t xml:space="preserve"> </w:t>
-      </w:r>
-      <w:proofErr w:type="spellStart"/>
+      </w:pPr>
       <w:r>
         <w:rPr>
           <w:lang w:val="en-GB"/>
         </w:rPr>
-        <w:t>filetype:pdf</w:t>
-      </w:r>
-      <w:proofErr w:type="spellEnd"/>
+        <w:drawing>
+          <wp:inline distT="0" distB="0" distL="0" distR="0" wp14:anchorId="05B7CEF5" wp14:editId="778B39E2">
+            <wp:extent cx="5325218" cy="6830378"/>
+            <wp:effectExtent l="0" t="0" r="8890" b="8890"/>
+            <wp:docPr id="2084793202" name="Imagen 1"/>
+            <wp:cNvGraphicFramePr>
+              <a:graphicFrameLocks xmlns:a="http://schemas.openxmlformats.org/drawingml/2006/main" noChangeAspect="1"/>
+            </wp:cNvGraphicFramePr>
+            <a:graphic xmlns:a="http://schemas.openxmlformats.org/drawingml/2006/main">
+              <a:graphicData uri="http://schemas.openxmlformats.org/drawingml/2006/picture">
+                <pic:pic xmlns:pic="http://schemas.openxmlformats.org/drawingml/2006/picture">
+                  <pic:nvPicPr>
+                    <pic:cNvPr id="2084793202" name=""/>
+                    <pic:cNvPicPr/>
+                  </pic:nvPicPr>
+                  <pic:blipFill>
+                    <a:blip r:embed="rId5"/>
+                    <a:stretch>
+                      <a:fillRect/>
+                    </a:stretch>
+                  </pic:blipFill>
+                  <pic:spPr>
+                    <a:xfrm>
+                      <a:off x="0" y="0"/>
+                      <a:ext cx="5325218" cy="6830378"/>
+                    </a:xfrm>
+                    <a:prstGeom prst="rect">
+                      <a:avLst/>
+                    </a:prstGeom>
+                  </pic:spPr>
+                </pic:pic>
+              </a:graphicData>
+            </a:graphic>
+          </wp:inline>
+        </w:drawing>
+      </w:r>
     </w:p>
     <w:p>
       <w:r>
@@ -207,8 +260,9 @@
     </w:p>
     <w:p>
       <w:r>
+        <w:lastRenderedPageBreak/>
         <w:pict w14:anchorId="773B6FC3">
-          <v:rect id="_x0000_i1140" style="width:0;height:1.5pt" o:hralign="center" o:hrstd="t" o:hr="t" fillcolor="#a0a0a0" stroked="f"/>
+          <v:rect id="_x0000_i1026" style="width:0;height:1.5pt" o:hralign="center" o:hrstd="t" o:hr="t" fillcolor="#a0a0a0" stroked="f"/>
         </w:pict>
       </w:r>
     </w:p>
@@ -251,6 +305,45 @@
     <w:p>
       <w:r>
         <w:t>"seguridad informática"</w:t>
+      </w:r>
+    </w:p>
+    <w:p>
+      <w:r>
+        <w:drawing>
+          <wp:inline distT="0" distB="0" distL="0" distR="0" wp14:anchorId="7E825A0F" wp14:editId="2CBD24A5">
+            <wp:extent cx="5400040" cy="5900420"/>
+            <wp:effectExtent l="0" t="0" r="0" b="5080"/>
+            <wp:docPr id="1648430391" name="Imagen 1"/>
+            <wp:cNvGraphicFramePr>
+              <a:graphicFrameLocks xmlns:a="http://schemas.openxmlformats.org/drawingml/2006/main" noChangeAspect="1"/>
+            </wp:cNvGraphicFramePr>
+            <a:graphic xmlns:a="http://schemas.openxmlformats.org/drawingml/2006/main">
+              <a:graphicData uri="http://schemas.openxmlformats.org/drawingml/2006/picture">
+                <pic:pic xmlns:pic="http://schemas.openxmlformats.org/drawingml/2006/picture">
+                  <pic:nvPicPr>
+                    <pic:cNvPr id="1648430391" name=""/>
+                    <pic:cNvPicPr/>
+                  </pic:nvPicPr>
+                  <pic:blipFill>
+                    <a:blip r:embed="rId6"/>
+                    <a:stretch>
+                      <a:fillRect/>
+                    </a:stretch>
+                  </pic:blipFill>
+                  <pic:spPr>
+                    <a:xfrm>
+                      <a:off x="0" y="0"/>
+                      <a:ext cx="5400040" cy="5900420"/>
+                    </a:xfrm>
+                    <a:prstGeom prst="rect">
+                      <a:avLst/>
+                    </a:prstGeom>
+                  </pic:spPr>
+                </pic:pic>
+              </a:graphicData>
+            </a:graphic>
+          </wp:inline>
+        </w:drawing>
       </w:r>
     </w:p>
     <w:p>
@@ -283,7 +376,7 @@
       <w:r>
         <w:lastRenderedPageBreak/>
         <w:pict w14:anchorId="3E3B8FC5">
-          <v:rect id="_x0000_i1141" style="width:0;height:1.5pt" o:hralign="center" o:hrstd="t" o:hr="t" fillcolor="#a0a0a0" stroked="f"/>
+          <v:rect id="_x0000_i1027" style="width:0;height:1.5pt" o:hralign="center" o:hrstd="t" o:hr="t" fillcolor="#a0a0a0" stroked="f"/>
         </w:pict>
       </w:r>
     </w:p>
@@ -324,15 +417,47 @@
       </w:r>
     </w:p>
     <w:p>
-      <w:proofErr w:type="spellStart"/>
-      <w:proofErr w:type="gramStart"/>
-      <w:r>
-        <w:t>site:juntadeandalucia.es</w:t>
-      </w:r>
-      <w:proofErr w:type="spellEnd"/>
-      <w:proofErr w:type="gramEnd"/>
-      <w:r>
-        <w:t xml:space="preserve"> "formación profesional"</w:t>
+      <w:r>
+        <w:t>site:juntadeandalucia.es "formación profesional"</w:t>
+      </w:r>
+    </w:p>
+    <w:p>
+      <w:r>
+        <w:drawing>
+          <wp:inline distT="0" distB="0" distL="0" distR="0" wp14:anchorId="269ED3A5" wp14:editId="6DF82174">
+            <wp:extent cx="5400040" cy="4480560"/>
+            <wp:effectExtent l="0" t="0" r="0" b="0"/>
+            <wp:docPr id="1410473786" name="Imagen 1"/>
+            <wp:cNvGraphicFramePr>
+              <a:graphicFrameLocks xmlns:a="http://schemas.openxmlformats.org/drawingml/2006/main" noChangeAspect="1"/>
+            </wp:cNvGraphicFramePr>
+            <a:graphic xmlns:a="http://schemas.openxmlformats.org/drawingml/2006/main">
+              <a:graphicData uri="http://schemas.openxmlformats.org/drawingml/2006/picture">
+                <pic:pic xmlns:pic="http://schemas.openxmlformats.org/drawingml/2006/picture">
+                  <pic:nvPicPr>
+                    <pic:cNvPr id="1410473786" name=""/>
+                    <pic:cNvPicPr/>
+                  </pic:nvPicPr>
+                  <pic:blipFill>
+                    <a:blip r:embed="rId7"/>
+                    <a:stretch>
+                      <a:fillRect/>
+                    </a:stretch>
+                  </pic:blipFill>
+                  <pic:spPr>
+                    <a:xfrm>
+                      <a:off x="0" y="0"/>
+                      <a:ext cx="5400040" cy="4480560"/>
+                    </a:xfrm>
+                    <a:prstGeom prst="rect">
+                      <a:avLst/>
+                    </a:prstGeom>
+                  </pic:spPr>
+                </pic:pic>
+              </a:graphicData>
+            </a:graphic>
+          </wp:inline>
+        </w:drawing>
       </w:r>
     </w:p>
     <w:p>
@@ -364,7 +489,7 @@
     <w:p>
       <w:r>
         <w:pict w14:anchorId="0E075542">
-          <v:rect id="_x0000_i1142" style="width:0;height:1.5pt" o:hralign="center" o:hrstd="t" o:hr="t" fillcolor="#a0a0a0" stroked="f"/>
+          <v:rect id="_x0000_i1028" style="width:0;height:1.5pt" o:hralign="center" o:hrstd="t" o:hr="t" fillcolor="#a0a0a0" stroked="f"/>
         </w:pict>
       </w:r>
     </w:p>
@@ -420,35 +545,191 @@
         <w:rPr>
           <w:lang w:val="en-GB"/>
         </w:rPr>
-        <w:t>"redes" (</w:t>
-      </w:r>
-      <w:proofErr w:type="spellStart"/>
-      <w:r>
+        <w:lastRenderedPageBreak/>
+        <w:t>"redes" (filetype:doc OR filetype:docx)</w:t>
+      </w:r>
+    </w:p>
+    <w:p>
+      <w:pPr>
         <w:rPr>
           <w:lang w:val="en-GB"/>
         </w:rPr>
-        <w:t>filetype:doc</w:t>
-      </w:r>
-      <w:proofErr w:type="spellEnd"/>
+      </w:pPr>
       <w:r>
         <w:rPr>
           <w:lang w:val="en-GB"/>
         </w:rPr>
-        <w:t xml:space="preserve"> OR </w:t>
-      </w:r>
-      <w:proofErr w:type="spellStart"/>
-      <w:r>
+        <w:drawing>
+          <wp:inline distT="0" distB="0" distL="0" distR="0" wp14:anchorId="142FDA33" wp14:editId="5AAC457B">
+            <wp:extent cx="5400040" cy="5528945"/>
+            <wp:effectExtent l="0" t="0" r="0" b="0"/>
+            <wp:docPr id="745240117" name="Imagen 1"/>
+            <wp:cNvGraphicFramePr>
+              <a:graphicFrameLocks xmlns:a="http://schemas.openxmlformats.org/drawingml/2006/main" noChangeAspect="1"/>
+            </wp:cNvGraphicFramePr>
+            <a:graphic xmlns:a="http://schemas.openxmlformats.org/drawingml/2006/main">
+              <a:graphicData uri="http://schemas.openxmlformats.org/drawingml/2006/picture">
+                <pic:pic xmlns:pic="http://schemas.openxmlformats.org/drawingml/2006/picture">
+                  <pic:nvPicPr>
+                    <pic:cNvPr id="745240117" name=""/>
+                    <pic:cNvPicPr/>
+                  </pic:nvPicPr>
+                  <pic:blipFill>
+                    <a:blip r:embed="rId8"/>
+                    <a:stretch>
+                      <a:fillRect/>
+                    </a:stretch>
+                  </pic:blipFill>
+                  <pic:spPr>
+                    <a:xfrm>
+                      <a:off x="0" y="0"/>
+                      <a:ext cx="5400040" cy="5528945"/>
+                    </a:xfrm>
+                    <a:prstGeom prst="rect">
+                      <a:avLst/>
+                    </a:prstGeom>
+                  </pic:spPr>
+                </pic:pic>
+              </a:graphicData>
+            </a:graphic>
+          </wp:inline>
+        </w:drawing>
+      </w:r>
+    </w:p>
+    <w:p>
+      <w:r>
+        <w:rPr>
+          <w:b/>
+          <w:bCs/>
+        </w:rPr>
+        <w:t>Qué hace:</w:t>
+      </w:r>
+      <w:r>
+        <w:br/>
+        <w:t>Busca archivos Word relacionados con redes.</w:t>
+      </w:r>
+    </w:p>
+    <w:p>
+      <w:r>
+        <w:rPr>
+          <w:b/>
+          <w:bCs/>
+        </w:rPr>
+        <w:t>Solución esperada:</w:t>
+      </w:r>
+      <w:r>
+        <w:br/>
+        <w:t>Documentos descargables en formato .doc o .docx.</w:t>
+      </w:r>
+    </w:p>
+    <w:p>
+      <w:r>
+        <w:pict w14:anchorId="4A5E6C8A">
+          <v:rect id="_x0000_i1029" style="width:0;height:1.5pt" o:hralign="center" o:hrstd="t" o:hr="t" fillcolor="#a0a0a0" stroked="f"/>
+        </w:pict>
+      </w:r>
+    </w:p>
+    <w:p>
+      <w:pPr>
+        <w:rPr>
+          <w:b/>
+          <w:bCs/>
+        </w:rPr>
+      </w:pPr>
+      <w:r>
+        <w:rPr>
+          <w:b/>
+          <w:bCs/>
+        </w:rPr>
+        <w:t>6. Buscar archivos Excel</w:t>
+      </w:r>
+    </w:p>
+    <w:p>
+      <w:r>
+        <w:rPr>
+          <w:b/>
+          <w:bCs/>
+        </w:rPr>
+        <w:t>Enunciado:</w:t>
+      </w:r>
+      <w:r>
+        <w:t xml:space="preserve"> Localiza hojas de cálculo que contengan la palabra “inventario”.</w:t>
+      </w:r>
+    </w:p>
+    <w:p>
+      <w:pPr>
         <w:rPr>
           <w:lang w:val="en-GB"/>
         </w:rPr>
-        <w:t>filetype:docx</w:t>
-      </w:r>
-      <w:proofErr w:type="spellEnd"/>
-      <w:r>
-        <w:rPr>
+      </w:pPr>
+      <w:r>
+        <w:rPr>
+          <w:b/>
+          <w:bCs/>
           <w:lang w:val="en-GB"/>
         </w:rPr>
-        <w:t>)</w:t>
+        <w:t>Dork:</w:t>
+      </w:r>
+    </w:p>
+    <w:p>
+      <w:pPr>
+        <w:rPr>
+          <w:lang w:val="en-GB"/>
+        </w:rPr>
+      </w:pPr>
+      <w:r>
+        <w:rPr>
+          <w:lang w:val="en-GB"/>
+        </w:rPr>
+        <w:t>"inventario" (filetype:xls OR filetype:xlsx)</w:t>
+      </w:r>
+    </w:p>
+    <w:p>
+      <w:pPr>
+        <w:rPr>
+          <w:lang w:val="en-GB"/>
+        </w:rPr>
+      </w:pPr>
+      <w:r>
+        <w:rPr>
+          <w:lang w:val="en-GB"/>
+        </w:rPr>
+        <w:lastRenderedPageBreak/>
+        <w:drawing>
+          <wp:inline distT="0" distB="0" distL="0" distR="0" wp14:anchorId="26148A34" wp14:editId="134E74DF">
+            <wp:extent cx="5400040" cy="4685665"/>
+            <wp:effectExtent l="0" t="0" r="0" b="635"/>
+            <wp:docPr id="1664957725" name="Imagen 1"/>
+            <wp:cNvGraphicFramePr>
+              <a:graphicFrameLocks xmlns:a="http://schemas.openxmlformats.org/drawingml/2006/main" noChangeAspect="1"/>
+            </wp:cNvGraphicFramePr>
+            <a:graphic xmlns:a="http://schemas.openxmlformats.org/drawingml/2006/main">
+              <a:graphicData uri="http://schemas.openxmlformats.org/drawingml/2006/picture">
+                <pic:pic xmlns:pic="http://schemas.openxmlformats.org/drawingml/2006/picture">
+                  <pic:nvPicPr>
+                    <pic:cNvPr id="1664957725" name=""/>
+                    <pic:cNvPicPr/>
+                  </pic:nvPicPr>
+                  <pic:blipFill>
+                    <a:blip r:embed="rId9"/>
+                    <a:stretch>
+                      <a:fillRect/>
+                    </a:stretch>
+                  </pic:blipFill>
+                  <pic:spPr>
+                    <a:xfrm>
+                      <a:off x="0" y="0"/>
+                      <a:ext cx="5400040" cy="4685665"/>
+                    </a:xfrm>
+                    <a:prstGeom prst="rect">
+                      <a:avLst/>
+                    </a:prstGeom>
+                  </pic:spPr>
+                </pic:pic>
+              </a:graphicData>
+            </a:graphic>
+          </wp:inline>
+        </w:drawing>
       </w:r>
     </w:p>
     <w:p>
@@ -461,7 +742,7 @@
       </w:r>
       <w:r>
         <w:br/>
-        <w:t>Busca archivos Word relacionados con redes.</w:t>
+        <w:t>Busca archivos Excel que incluyan ese término.</w:t>
       </w:r>
     </w:p>
     <w:p>
@@ -474,21 +755,13 @@
       </w:r>
       <w:r>
         <w:br/>
-        <w:t>Documentos descargables en formato .</w:t>
-      </w:r>
-      <w:proofErr w:type="spellStart"/>
-      <w:r>
-        <w:t>doc</w:t>
-      </w:r>
-      <w:proofErr w:type="spellEnd"/>
-      <w:r>
-        <w:t xml:space="preserve"> o .docx.</w:t>
-      </w:r>
-    </w:p>
-    <w:p>
-      <w:r>
-        <w:pict w14:anchorId="4A5E6C8A">
-          <v:rect id="_x0000_i1143" style="width:0;height:1.5pt" o:hralign="center" o:hrstd="t" o:hr="t" fillcolor="#a0a0a0" stroked="f"/>
+        <w:t>Listados o tablas con inventarios.</w:t>
+      </w:r>
+    </w:p>
+    <w:p>
+      <w:r>
+        <w:pict w14:anchorId="2376C061">
+          <v:rect id="_x0000_i1030" style="width:0;height:1.5pt" o:hralign="center" o:hrstd="t" o:hr="t" fillcolor="#a0a0a0" stroked="f"/>
         </w:pict>
       </w:r>
     </w:p>
@@ -504,7 +777,7 @@
           <w:b/>
           <w:bCs/>
         </w:rPr>
-        <w:t>6. Buscar archivos Excel</w:t>
+        <w:t>7. Buscar presentaciones</w:t>
       </w:r>
     </w:p>
     <w:p>
@@ -516,7 +789,7 @@
         <w:t>Enunciado:</w:t>
       </w:r>
       <w:r>
-        <w:t xml:space="preserve"> Localiza hojas de cálculo que contengan la palabra “inventario”.</w:t>
+        <w:t xml:space="preserve"> Encuentra presentaciones sobre PowerShell.</w:t>
       </w:r>
     </w:p>
     <w:p>
@@ -544,49 +817,1004 @@
         <w:rPr>
           <w:lang w:val="en-GB"/>
         </w:rPr>
-        <w:t>"</w:t>
-      </w:r>
-      <w:proofErr w:type="spellStart"/>
-      <w:r>
+        <w:t>"PowerShell" (filetype:ppt OR filetype:pptx)</w:t>
+      </w:r>
+    </w:p>
+    <w:p>
+      <w:pPr>
         <w:rPr>
           <w:lang w:val="en-GB"/>
         </w:rPr>
-        <w:t>inventario</w:t>
-      </w:r>
-      <w:proofErr w:type="spellEnd"/>
+      </w:pPr>
       <w:r>
         <w:rPr>
           <w:lang w:val="en-GB"/>
         </w:rPr>
-        <w:t>" (</w:t>
-      </w:r>
-      <w:proofErr w:type="spellStart"/>
-      <w:r>
+        <w:lastRenderedPageBreak/>
+        <w:drawing>
+          <wp:inline distT="0" distB="0" distL="0" distR="0" wp14:anchorId="3A029060" wp14:editId="2B374605">
+            <wp:extent cx="5400040" cy="5674995"/>
+            <wp:effectExtent l="0" t="0" r="0" b="1905"/>
+            <wp:docPr id="175471047" name="Imagen 1"/>
+            <wp:cNvGraphicFramePr>
+              <a:graphicFrameLocks xmlns:a="http://schemas.openxmlformats.org/drawingml/2006/main" noChangeAspect="1"/>
+            </wp:cNvGraphicFramePr>
+            <a:graphic xmlns:a="http://schemas.openxmlformats.org/drawingml/2006/main">
+              <a:graphicData uri="http://schemas.openxmlformats.org/drawingml/2006/picture">
+                <pic:pic xmlns:pic="http://schemas.openxmlformats.org/drawingml/2006/picture">
+                  <pic:nvPicPr>
+                    <pic:cNvPr id="175471047" name=""/>
+                    <pic:cNvPicPr/>
+                  </pic:nvPicPr>
+                  <pic:blipFill>
+                    <a:blip r:embed="rId10"/>
+                    <a:stretch>
+                      <a:fillRect/>
+                    </a:stretch>
+                  </pic:blipFill>
+                  <pic:spPr>
+                    <a:xfrm>
+                      <a:off x="0" y="0"/>
+                      <a:ext cx="5400040" cy="5674995"/>
+                    </a:xfrm>
+                    <a:prstGeom prst="rect">
+                      <a:avLst/>
+                    </a:prstGeom>
+                  </pic:spPr>
+                </pic:pic>
+              </a:graphicData>
+            </a:graphic>
+          </wp:inline>
+        </w:drawing>
+      </w:r>
+    </w:p>
+    <w:p>
+      <w:r>
+        <w:rPr>
+          <w:b/>
+          <w:bCs/>
+        </w:rPr>
+        <w:t>Qué hace:</w:t>
+      </w:r>
+      <w:r>
+        <w:br/>
+        <w:t>Busca presentaciones en PowerPoint relacionadas con PowerShell.</w:t>
+      </w:r>
+    </w:p>
+    <w:p>
+      <w:r>
+        <w:rPr>
+          <w:b/>
+          <w:bCs/>
+        </w:rPr>
+        <w:t>Solución esperada:</w:t>
+      </w:r>
+      <w:r>
+        <w:br/>
+        <w:t>Archivos de clase, apuntes o presentaciones formativas.</w:t>
+      </w:r>
+    </w:p>
+    <w:p>
+      <w:r>
+        <w:pict w14:anchorId="1DBEFF57">
+          <v:rect id="_x0000_i1031" style="width:0;height:1.5pt" o:hralign="center" o:hrstd="t" o:hr="t" fillcolor="#a0a0a0" stroked="f"/>
+        </w:pict>
+      </w:r>
+    </w:p>
+    <w:p>
+      <w:pPr>
+        <w:rPr>
+          <w:b/>
+          <w:bCs/>
+        </w:rPr>
+      </w:pPr>
+      <w:r>
+        <w:rPr>
+          <w:b/>
+          <w:bCs/>
+        </w:rPr>
+        <w:t>8. Buscar en el título de la página</w:t>
+      </w:r>
+    </w:p>
+    <w:p>
+      <w:r>
+        <w:rPr>
+          <w:b/>
+          <w:bCs/>
+        </w:rPr>
+        <w:t>Enunciado:</w:t>
+      </w:r>
+      <w:r>
+        <w:t xml:space="preserve"> Busca páginas que tengan “ciberseguridad” en el título.</w:t>
+      </w:r>
+    </w:p>
+    <w:p>
+      <w:r>
+        <w:rPr>
+          <w:b/>
+          <w:bCs/>
+        </w:rPr>
+        <w:t>Dork:</w:t>
+      </w:r>
+    </w:p>
+    <w:p>
+      <w:r>
+        <w:t>intitle:ciberseguridad</w:t>
+      </w:r>
+    </w:p>
+    <w:p>
+      <w:r>
+        <w:lastRenderedPageBreak/>
+        <w:drawing>
+          <wp:inline distT="0" distB="0" distL="0" distR="0" wp14:anchorId="53DF9EB0" wp14:editId="2246E11F">
+            <wp:extent cx="5400040" cy="5278120"/>
+            <wp:effectExtent l="0" t="0" r="0" b="0"/>
+            <wp:docPr id="763649506" name="Imagen 1"/>
+            <wp:cNvGraphicFramePr>
+              <a:graphicFrameLocks xmlns:a="http://schemas.openxmlformats.org/drawingml/2006/main" noChangeAspect="1"/>
+            </wp:cNvGraphicFramePr>
+            <a:graphic xmlns:a="http://schemas.openxmlformats.org/drawingml/2006/main">
+              <a:graphicData uri="http://schemas.openxmlformats.org/drawingml/2006/picture">
+                <pic:pic xmlns:pic="http://schemas.openxmlformats.org/drawingml/2006/picture">
+                  <pic:nvPicPr>
+                    <pic:cNvPr id="763649506" name=""/>
+                    <pic:cNvPicPr/>
+                  </pic:nvPicPr>
+                  <pic:blipFill>
+                    <a:blip r:embed="rId11"/>
+                    <a:stretch>
+                      <a:fillRect/>
+                    </a:stretch>
+                  </pic:blipFill>
+                  <pic:spPr>
+                    <a:xfrm>
+                      <a:off x="0" y="0"/>
+                      <a:ext cx="5400040" cy="5278120"/>
+                    </a:xfrm>
+                    <a:prstGeom prst="rect">
+                      <a:avLst/>
+                    </a:prstGeom>
+                  </pic:spPr>
+                </pic:pic>
+              </a:graphicData>
+            </a:graphic>
+          </wp:inline>
+        </w:drawing>
+      </w:r>
+    </w:p>
+    <w:p>
+      <w:r>
+        <w:rPr>
+          <w:b/>
+          <w:bCs/>
+        </w:rPr>
+        <w:t>Qué hace:</w:t>
+      </w:r>
+      <w:r>
+        <w:br/>
+        <w:t>Busca ese término específicamente en el título HTML.</w:t>
+      </w:r>
+    </w:p>
+    <w:p>
+      <w:r>
+        <w:rPr>
+          <w:b/>
+          <w:bCs/>
+        </w:rPr>
+        <w:t>Solución esperada:</w:t>
+      </w:r>
+      <w:r>
+        <w:br/>
+        <w:t>Resultados cuya temática principal sea ciberseguridad.</w:t>
+      </w:r>
+    </w:p>
+    <w:p>
+      <w:r>
+        <w:pict w14:anchorId="435665A0">
+          <v:rect id="_x0000_i1032" style="width:0;height:1.5pt" o:hralign="center" o:hrstd="t" o:hr="t" fillcolor="#a0a0a0" stroked="f"/>
+        </w:pict>
+      </w:r>
+    </w:p>
+    <w:p>
+      <w:pPr>
+        <w:rPr>
+          <w:b/>
+          <w:bCs/>
+        </w:rPr>
+      </w:pPr>
+      <w:r>
+        <w:rPr>
+          <w:b/>
+          <w:bCs/>
+        </w:rPr>
+        <w:t>9. Buscar varias palabras en el título</w:t>
+      </w:r>
+    </w:p>
+    <w:p>
+      <w:r>
+        <w:rPr>
+          <w:b/>
+          <w:bCs/>
+        </w:rPr>
+        <w:t>Enunciado:</w:t>
+      </w:r>
+      <w:r>
+        <w:t xml:space="preserve"> Busca páginas cuyo título incluya “curso” y “Linux”.</w:t>
+      </w:r>
+    </w:p>
+    <w:p>
+      <w:r>
+        <w:rPr>
+          <w:b/>
+          <w:bCs/>
+        </w:rPr>
+        <w:t>Dork:</w:t>
+      </w:r>
+    </w:p>
+    <w:p>
+      <w:r>
+        <w:t>allintitle:curso Linux</w:t>
+      </w:r>
+    </w:p>
+    <w:p>
+      <w:r>
+        <w:lastRenderedPageBreak/>
+        <w:drawing>
+          <wp:inline distT="0" distB="0" distL="0" distR="0" wp14:anchorId="3D0C8AE2" wp14:editId="3E217501">
+            <wp:extent cx="5400040" cy="5805170"/>
+            <wp:effectExtent l="0" t="0" r="0" b="5080"/>
+            <wp:docPr id="721879022" name="Imagen 1"/>
+            <wp:cNvGraphicFramePr>
+              <a:graphicFrameLocks xmlns:a="http://schemas.openxmlformats.org/drawingml/2006/main" noChangeAspect="1"/>
+            </wp:cNvGraphicFramePr>
+            <a:graphic xmlns:a="http://schemas.openxmlformats.org/drawingml/2006/main">
+              <a:graphicData uri="http://schemas.openxmlformats.org/drawingml/2006/picture">
+                <pic:pic xmlns:pic="http://schemas.openxmlformats.org/drawingml/2006/picture">
+                  <pic:nvPicPr>
+                    <pic:cNvPr id="721879022" name=""/>
+                    <pic:cNvPicPr/>
+                  </pic:nvPicPr>
+                  <pic:blipFill>
+                    <a:blip r:embed="rId12"/>
+                    <a:stretch>
+                      <a:fillRect/>
+                    </a:stretch>
+                  </pic:blipFill>
+                  <pic:spPr>
+                    <a:xfrm>
+                      <a:off x="0" y="0"/>
+                      <a:ext cx="5400040" cy="5805170"/>
+                    </a:xfrm>
+                    <a:prstGeom prst="rect">
+                      <a:avLst/>
+                    </a:prstGeom>
+                  </pic:spPr>
+                </pic:pic>
+              </a:graphicData>
+            </a:graphic>
+          </wp:inline>
+        </w:drawing>
+      </w:r>
+    </w:p>
+    <w:p>
+      <w:r>
+        <w:rPr>
+          <w:b/>
+          <w:bCs/>
+        </w:rPr>
+        <w:t>Qué hace:</w:t>
+      </w:r>
+      <w:r>
+        <w:br/>
+        <w:t>Obliga a que ambos términos aparezcan en el título.</w:t>
+      </w:r>
+    </w:p>
+    <w:p>
+      <w:r>
+        <w:rPr>
+          <w:b/>
+          <w:bCs/>
+        </w:rPr>
+        <w:t>Solución esperada:</w:t>
+      </w:r>
+      <w:r>
+        <w:br/>
+        <w:t>Cursos o materiales formativos sobre Linux.</w:t>
+      </w:r>
+    </w:p>
+    <w:p>
+      <w:r>
+        <w:pict w14:anchorId="64858DBB">
+          <v:rect id="_x0000_i1033" style="width:0;height:1.5pt" o:hralign="center" o:hrstd="t" o:hr="t" fillcolor="#a0a0a0" stroked="f"/>
+        </w:pict>
+      </w:r>
+    </w:p>
+    <w:p>
+      <w:pPr>
+        <w:rPr>
+          <w:b/>
+          <w:bCs/>
+        </w:rPr>
+      </w:pPr>
+      <w:r>
+        <w:rPr>
+          <w:b/>
+          <w:bCs/>
+        </w:rPr>
+        <w:t>10. Buscar una palabra en la URL</w:t>
+      </w:r>
+    </w:p>
+    <w:p>
+      <w:r>
+        <w:rPr>
+          <w:b/>
+          <w:bCs/>
+        </w:rPr>
+        <w:t>Enunciado:</w:t>
+      </w:r>
+      <w:r>
+        <w:t xml:space="preserve"> Busca páginas que tengan “login” en la URL.</w:t>
+      </w:r>
+    </w:p>
+    <w:p>
+      <w:r>
+        <w:rPr>
+          <w:b/>
+          <w:bCs/>
+        </w:rPr>
+        <w:t>Dork:</w:t>
+      </w:r>
+    </w:p>
+    <w:p>
+      <w:r>
+        <w:lastRenderedPageBreak/>
+        <w:t>inurl:login</w:t>
+      </w:r>
+      <w:r>
+        <w:br/>
+      </w:r>
+      <w:r>
+        <w:drawing>
+          <wp:inline distT="0" distB="0" distL="0" distR="0" wp14:anchorId="19DC617D" wp14:editId="5C2529DD">
+            <wp:extent cx="5400040" cy="4268470"/>
+            <wp:effectExtent l="0" t="0" r="0" b="0"/>
+            <wp:docPr id="742655873" name="Imagen 1"/>
+            <wp:cNvGraphicFramePr>
+              <a:graphicFrameLocks xmlns:a="http://schemas.openxmlformats.org/drawingml/2006/main" noChangeAspect="1"/>
+            </wp:cNvGraphicFramePr>
+            <a:graphic xmlns:a="http://schemas.openxmlformats.org/drawingml/2006/main">
+              <a:graphicData uri="http://schemas.openxmlformats.org/drawingml/2006/picture">
+                <pic:pic xmlns:pic="http://schemas.openxmlformats.org/drawingml/2006/picture">
+                  <pic:nvPicPr>
+                    <pic:cNvPr id="742655873" name=""/>
+                    <pic:cNvPicPr/>
+                  </pic:nvPicPr>
+                  <pic:blipFill>
+                    <a:blip r:embed="rId13"/>
+                    <a:stretch>
+                      <a:fillRect/>
+                    </a:stretch>
+                  </pic:blipFill>
+                  <pic:spPr>
+                    <a:xfrm>
+                      <a:off x="0" y="0"/>
+                      <a:ext cx="5400040" cy="4268470"/>
+                    </a:xfrm>
+                    <a:prstGeom prst="rect">
+                      <a:avLst/>
+                    </a:prstGeom>
+                  </pic:spPr>
+                </pic:pic>
+              </a:graphicData>
+            </a:graphic>
+          </wp:inline>
+        </w:drawing>
+      </w:r>
+    </w:p>
+    <w:p>
+      <w:r>
+        <w:rPr>
+          <w:b/>
+          <w:bCs/>
+        </w:rPr>
+        <w:t>Qué hace:</w:t>
+      </w:r>
+      <w:r>
+        <w:br/>
+        <w:t>Busca direcciones web que incluyan ese término.</w:t>
+      </w:r>
+    </w:p>
+    <w:p>
+      <w:r>
+        <w:rPr>
+          <w:b/>
+          <w:bCs/>
+        </w:rPr>
+        <w:t>Solución esperada:</w:t>
+      </w:r>
+      <w:r>
+        <w:br/>
+        <w:t>Páginas cuyo enlace contenga login.</w:t>
+      </w:r>
+    </w:p>
+    <w:p>
+      <w:r>
+        <w:rPr>
+          <w:b/>
+          <w:bCs/>
+        </w:rPr>
+        <w:t>Nota didáctica:</w:t>
+      </w:r>
+      <w:r>
+        <w:br/>
+        <w:t>Este ejercicio debe usarse solo para entender cómo filtra Google por URL, no para intentar accesos no autorizados.</w:t>
+      </w:r>
+    </w:p>
+    <w:p>
+      <w:r>
+        <w:pict w14:anchorId="729B1A45">
+          <v:rect id="_x0000_i1034" style="width:0;height:1.5pt" o:hralign="center" o:hrstd="t" o:hr="t" fillcolor="#a0a0a0" stroked="f"/>
+        </w:pict>
+      </w:r>
+    </w:p>
+    <w:p>
+      <w:pPr>
+        <w:rPr>
+          <w:b/>
+          <w:bCs/>
+        </w:rPr>
+      </w:pPr>
+      <w:r>
+        <w:rPr>
+          <w:b/>
+          <w:bCs/>
+        </w:rPr>
+        <w:t>11. Buscar varias palabras en la URL</w:t>
+      </w:r>
+    </w:p>
+    <w:p>
+      <w:r>
+        <w:rPr>
+          <w:b/>
+          <w:bCs/>
+        </w:rPr>
+        <w:t>Enunciado:</w:t>
+      </w:r>
+      <w:r>
+        <w:t xml:space="preserve"> Busca URLs que incluyan “curso” y “python”.</w:t>
+      </w:r>
+    </w:p>
+    <w:p>
+      <w:r>
+        <w:rPr>
+          <w:b/>
+          <w:bCs/>
+        </w:rPr>
+        <w:t>Dork:</w:t>
+      </w:r>
+    </w:p>
+    <w:p>
+      <w:r>
+        <w:t>allinurl:curso python</w:t>
+      </w:r>
+    </w:p>
+    <w:p>
+      <w:r>
+        <w:lastRenderedPageBreak/>
+        <w:drawing>
+          <wp:inline distT="0" distB="0" distL="0" distR="0" wp14:anchorId="0292B1D3" wp14:editId="508D5339">
+            <wp:extent cx="5400040" cy="5507355"/>
+            <wp:effectExtent l="0" t="0" r="0" b="0"/>
+            <wp:docPr id="870517338" name="Imagen 1"/>
+            <wp:cNvGraphicFramePr>
+              <a:graphicFrameLocks xmlns:a="http://schemas.openxmlformats.org/drawingml/2006/main" noChangeAspect="1"/>
+            </wp:cNvGraphicFramePr>
+            <a:graphic xmlns:a="http://schemas.openxmlformats.org/drawingml/2006/main">
+              <a:graphicData uri="http://schemas.openxmlformats.org/drawingml/2006/picture">
+                <pic:pic xmlns:pic="http://schemas.openxmlformats.org/drawingml/2006/picture">
+                  <pic:nvPicPr>
+                    <pic:cNvPr id="870517338" name=""/>
+                    <pic:cNvPicPr/>
+                  </pic:nvPicPr>
+                  <pic:blipFill>
+                    <a:blip r:embed="rId14"/>
+                    <a:stretch>
+                      <a:fillRect/>
+                    </a:stretch>
+                  </pic:blipFill>
+                  <pic:spPr>
+                    <a:xfrm>
+                      <a:off x="0" y="0"/>
+                      <a:ext cx="5400040" cy="5507355"/>
+                    </a:xfrm>
+                    <a:prstGeom prst="rect">
+                      <a:avLst/>
+                    </a:prstGeom>
+                  </pic:spPr>
+                </pic:pic>
+              </a:graphicData>
+            </a:graphic>
+          </wp:inline>
+        </w:drawing>
+      </w:r>
+    </w:p>
+    <w:p>
+      <w:r>
+        <w:rPr>
+          <w:b/>
+          <w:bCs/>
+        </w:rPr>
+        <w:t>Qué hace:</w:t>
+      </w:r>
+      <w:r>
+        <w:br/>
+        <w:t>Busca ambas palabras dentro de la URL.</w:t>
+      </w:r>
+    </w:p>
+    <w:p>
+      <w:r>
+        <w:rPr>
+          <w:b/>
+          <w:bCs/>
+        </w:rPr>
+        <w:t>Solución esperada:</w:t>
+      </w:r>
+      <w:r>
+        <w:br/>
+        <w:t>Páginas de cursos o materiales sobre Python.</w:t>
+      </w:r>
+    </w:p>
+    <w:p>
+      <w:r>
+        <w:pict w14:anchorId="434BB304">
+          <v:rect id="_x0000_i1035" style="width:0;height:1.5pt" o:hralign="center" o:hrstd="t" o:hr="t" fillcolor="#a0a0a0" stroked="f"/>
+        </w:pict>
+      </w:r>
+    </w:p>
+    <w:p>
+      <w:pPr>
+        <w:rPr>
+          <w:b/>
+          <w:bCs/>
+        </w:rPr>
+      </w:pPr>
+      <w:r>
+        <w:rPr>
+          <w:b/>
+          <w:bCs/>
+        </w:rPr>
+        <w:t>12. Excluir una palabra</w:t>
+      </w:r>
+    </w:p>
+    <w:p>
+      <w:r>
+        <w:rPr>
+          <w:b/>
+          <w:bCs/>
+        </w:rPr>
+        <w:t>Enunciado:</w:t>
+      </w:r>
+      <w:r>
+        <w:t xml:space="preserve"> Busca información sobre Java pero excluyendo resultados de café.</w:t>
+      </w:r>
+    </w:p>
+    <w:p>
+      <w:r>
+        <w:rPr>
+          <w:b/>
+          <w:bCs/>
+        </w:rPr>
+        <w:t>Dork:</w:t>
+      </w:r>
+    </w:p>
+    <w:p>
+      <w:r>
+        <w:t>Java -café</w:t>
+      </w:r>
+    </w:p>
+    <w:p>
+      <w:r>
+        <w:lastRenderedPageBreak/>
+        <w:drawing>
+          <wp:inline distT="0" distB="0" distL="0" distR="0" wp14:anchorId="26F6741F" wp14:editId="6EA29670">
+            <wp:extent cx="5400040" cy="5318125"/>
+            <wp:effectExtent l="0" t="0" r="0" b="0"/>
+            <wp:docPr id="1562186537" name="Imagen 1"/>
+            <wp:cNvGraphicFramePr>
+              <a:graphicFrameLocks xmlns:a="http://schemas.openxmlformats.org/drawingml/2006/main" noChangeAspect="1"/>
+            </wp:cNvGraphicFramePr>
+            <a:graphic xmlns:a="http://schemas.openxmlformats.org/drawingml/2006/main">
+              <a:graphicData uri="http://schemas.openxmlformats.org/drawingml/2006/picture">
+                <pic:pic xmlns:pic="http://schemas.openxmlformats.org/drawingml/2006/picture">
+                  <pic:nvPicPr>
+                    <pic:cNvPr id="1562186537" name=""/>
+                    <pic:cNvPicPr/>
+                  </pic:nvPicPr>
+                  <pic:blipFill>
+                    <a:blip r:embed="rId15"/>
+                    <a:stretch>
+                      <a:fillRect/>
+                    </a:stretch>
+                  </pic:blipFill>
+                  <pic:spPr>
+                    <a:xfrm>
+                      <a:off x="0" y="0"/>
+                      <a:ext cx="5400040" cy="5318125"/>
+                    </a:xfrm>
+                    <a:prstGeom prst="rect">
+                      <a:avLst/>
+                    </a:prstGeom>
+                  </pic:spPr>
+                </pic:pic>
+              </a:graphicData>
+            </a:graphic>
+          </wp:inline>
+        </w:drawing>
+      </w:r>
+    </w:p>
+    <w:p>
+      <w:r>
+        <w:rPr>
+          <w:b/>
+          <w:bCs/>
+        </w:rPr>
+        <w:t>Qué hace:</w:t>
+      </w:r>
+      <w:r>
+        <w:br/>
+        <w:t>El signo - excluye una palabra de los resultados.</w:t>
+      </w:r>
+    </w:p>
+    <w:p>
+      <w:r>
+        <w:rPr>
+          <w:b/>
+          <w:bCs/>
+        </w:rPr>
+        <w:t>Solución esperada:</w:t>
+      </w:r>
+      <w:r>
+        <w:br/>
+        <w:t>Resultados centrados en el lenguaje de programación Java.</w:t>
+      </w:r>
+    </w:p>
+    <w:p>
+      <w:r>
+        <w:pict w14:anchorId="4A1F744C">
+          <v:rect id="_x0000_i1036" style="width:0;height:1.5pt" o:hralign="center" o:hrstd="t" o:hr="t" fillcolor="#a0a0a0" stroked="f"/>
+        </w:pict>
+      </w:r>
+    </w:p>
+    <w:p>
+      <w:pPr>
+        <w:rPr>
+          <w:b/>
+          <w:bCs/>
+        </w:rPr>
+      </w:pPr>
+      <w:r>
+        <w:rPr>
+          <w:b/>
+          <w:bCs/>
+        </w:rPr>
+        <w:t>13. Buscar una palabra u otra</w:t>
+      </w:r>
+    </w:p>
+    <w:p>
+      <w:r>
+        <w:rPr>
+          <w:b/>
+          <w:bCs/>
+        </w:rPr>
+        <w:t>Enunciado:</w:t>
+      </w:r>
+      <w:r>
+        <w:t xml:space="preserve"> Busca resultados que hablen de firewall o cortafuegos.</w:t>
+      </w:r>
+    </w:p>
+    <w:p>
+      <w:r>
+        <w:rPr>
+          <w:b/>
+          <w:bCs/>
+        </w:rPr>
+        <w:t>Dork:</w:t>
+      </w:r>
+    </w:p>
+    <w:p>
+      <w:r>
+        <w:t>firewall OR cortafuegos</w:t>
+      </w:r>
+    </w:p>
+    <w:p>
+      <w:r>
+        <w:lastRenderedPageBreak/>
+        <w:drawing>
+          <wp:inline distT="0" distB="0" distL="0" distR="0" wp14:anchorId="66872A6E" wp14:editId="7142634D">
+            <wp:extent cx="5400040" cy="6075045"/>
+            <wp:effectExtent l="0" t="0" r="0" b="1905"/>
+            <wp:docPr id="1562824919" name="Imagen 1"/>
+            <wp:cNvGraphicFramePr>
+              <a:graphicFrameLocks xmlns:a="http://schemas.openxmlformats.org/drawingml/2006/main" noChangeAspect="1"/>
+            </wp:cNvGraphicFramePr>
+            <a:graphic xmlns:a="http://schemas.openxmlformats.org/drawingml/2006/main">
+              <a:graphicData uri="http://schemas.openxmlformats.org/drawingml/2006/picture">
+                <pic:pic xmlns:pic="http://schemas.openxmlformats.org/drawingml/2006/picture">
+                  <pic:nvPicPr>
+                    <pic:cNvPr id="1562824919" name=""/>
+                    <pic:cNvPicPr/>
+                  </pic:nvPicPr>
+                  <pic:blipFill>
+                    <a:blip r:embed="rId16"/>
+                    <a:stretch>
+                      <a:fillRect/>
+                    </a:stretch>
+                  </pic:blipFill>
+                  <pic:spPr>
+                    <a:xfrm>
+                      <a:off x="0" y="0"/>
+                      <a:ext cx="5400040" cy="6075045"/>
+                    </a:xfrm>
+                    <a:prstGeom prst="rect">
+                      <a:avLst/>
+                    </a:prstGeom>
+                  </pic:spPr>
+                </pic:pic>
+              </a:graphicData>
+            </a:graphic>
+          </wp:inline>
+        </w:drawing>
+      </w:r>
+    </w:p>
+    <w:p>
+      <w:r>
+        <w:rPr>
+          <w:b/>
+          <w:bCs/>
+        </w:rPr>
+        <w:t>Qué hace:</w:t>
+      </w:r>
+      <w:r>
+        <w:br/>
+        <w:t>Devuelve resultados que contengan uno u otro término.</w:t>
+      </w:r>
+    </w:p>
+    <w:p>
+      <w:r>
+        <w:rPr>
+          <w:b/>
+          <w:bCs/>
+        </w:rPr>
+        <w:t>Solución esperada:</w:t>
+      </w:r>
+      <w:r>
+        <w:br/>
+        <w:t>Páginas que usen cualquiera de las dos palabras.</w:t>
+      </w:r>
+    </w:p>
+    <w:p>
+      <w:r>
+        <w:pict w14:anchorId="33BD6B44">
+          <v:rect id="_x0000_i1037" style="width:0;height:1.5pt" o:hralign="center" o:hrstd="t" o:hr="t" fillcolor="#a0a0a0" stroked="f"/>
+        </w:pict>
+      </w:r>
+    </w:p>
+    <w:p>
+      <w:pPr>
+        <w:rPr>
+          <w:b/>
+          <w:bCs/>
+        </w:rPr>
+      </w:pPr>
+      <w:r>
+        <w:rPr>
+          <w:b/>
+          <w:bCs/>
+        </w:rPr>
+        <w:t>14. Buscar contenido en un dominio educativo</w:t>
+      </w:r>
+    </w:p>
+    <w:p>
+      <w:r>
+        <w:rPr>
+          <w:b/>
+          <w:bCs/>
+        </w:rPr>
+        <w:t>Enunciado:</w:t>
+      </w:r>
+      <w:r>
+        <w:t xml:space="preserve"> Encuentra PDFs sobre bases de datos en dominios educativos.</w:t>
+      </w:r>
+    </w:p>
+    <w:p>
+      <w:r>
+        <w:rPr>
+          <w:b/>
+          <w:bCs/>
+        </w:rPr>
+        <w:t>Dork:</w:t>
+      </w:r>
+    </w:p>
+    <w:p>
+      <w:r>
+        <w:t>site:.edu "bases de datos" filetype:pdf</w:t>
+      </w:r>
+    </w:p>
+    <w:p>
+      <w:r>
+        <w:lastRenderedPageBreak/>
+        <w:drawing>
+          <wp:inline distT="0" distB="0" distL="0" distR="0" wp14:anchorId="17B2BDE3" wp14:editId="01475E85">
+            <wp:extent cx="5400040" cy="5341620"/>
+            <wp:effectExtent l="0" t="0" r="0" b="0"/>
+            <wp:docPr id="1077619018" name="Imagen 1"/>
+            <wp:cNvGraphicFramePr>
+              <a:graphicFrameLocks xmlns:a="http://schemas.openxmlformats.org/drawingml/2006/main" noChangeAspect="1"/>
+            </wp:cNvGraphicFramePr>
+            <a:graphic xmlns:a="http://schemas.openxmlformats.org/drawingml/2006/main">
+              <a:graphicData uri="http://schemas.openxmlformats.org/drawingml/2006/picture">
+                <pic:pic xmlns:pic="http://schemas.openxmlformats.org/drawingml/2006/picture">
+                  <pic:nvPicPr>
+                    <pic:cNvPr id="1077619018" name=""/>
+                    <pic:cNvPicPr/>
+                  </pic:nvPicPr>
+                  <pic:blipFill>
+                    <a:blip r:embed="rId17"/>
+                    <a:stretch>
+                      <a:fillRect/>
+                    </a:stretch>
+                  </pic:blipFill>
+                  <pic:spPr>
+                    <a:xfrm>
+                      <a:off x="0" y="0"/>
+                      <a:ext cx="5400040" cy="5341620"/>
+                    </a:xfrm>
+                    <a:prstGeom prst="rect">
+                      <a:avLst/>
+                    </a:prstGeom>
+                  </pic:spPr>
+                </pic:pic>
+              </a:graphicData>
+            </a:graphic>
+          </wp:inline>
+        </w:drawing>
+      </w:r>
+    </w:p>
+    <w:p/>
+    <w:p>
+      <w:r>
+        <w:rPr>
+          <w:b/>
+          <w:bCs/>
+        </w:rPr>
+        <w:t>Qué hace:</w:t>
+      </w:r>
+      <w:r>
+        <w:br/>
+        <w:t>Busca PDFs en dominios .edu.</w:t>
+      </w:r>
+    </w:p>
+    <w:p>
+      <w:r>
+        <w:rPr>
+          <w:b/>
+          <w:bCs/>
+        </w:rPr>
+        <w:t>Solución esperada:</w:t>
+      </w:r>
+      <w:r>
+        <w:br/>
+        <w:t>Material académico o universitario sobre bases de datos.</w:t>
+      </w:r>
+    </w:p>
+    <w:p>
+      <w:r>
+        <w:pict w14:anchorId="04C8D983">
+          <v:rect id="_x0000_i1038" style="width:0;height:1.5pt" o:hralign="center" o:hrstd="t" o:hr="t" fillcolor="#a0a0a0" stroked="f"/>
+        </w:pict>
+      </w:r>
+    </w:p>
+    <w:p>
+      <w:pPr>
+        <w:rPr>
+          <w:b/>
+          <w:bCs/>
+        </w:rPr>
+      </w:pPr>
+      <w:r>
+        <w:rPr>
+          <w:b/>
+          <w:bCs/>
+        </w:rPr>
+        <w:t>15. Buscar contenido en dominios gubernamentales</w:t>
+      </w:r>
+    </w:p>
+    <w:p>
+      <w:r>
+        <w:rPr>
+          <w:b/>
+          <w:bCs/>
+        </w:rPr>
+        <w:t>Enunciado:</w:t>
+      </w:r>
+      <w:r>
+        <w:t xml:space="preserve"> Busca documentos PDF sobre ciberseguridad en organismos públicos españoles.</w:t>
+      </w:r>
+    </w:p>
+    <w:p>
+      <w:pPr>
         <w:rPr>
           <w:lang w:val="en-GB"/>
         </w:rPr>
-        <w:t>filetype:xls</w:t>
-      </w:r>
-      <w:proofErr w:type="spellEnd"/>
-      <w:r>
-        <w:rPr>
+      </w:pPr>
+      <w:r>
+        <w:rPr>
+          <w:b/>
+          <w:bCs/>
           <w:lang w:val="en-GB"/>
         </w:rPr>
-        <w:t xml:space="preserve"> OR </w:t>
-      </w:r>
-      <w:proofErr w:type="spellStart"/>
-      <w:r>
+        <w:t>Dork:</w:t>
+      </w:r>
+    </w:p>
+    <w:p>
+      <w:pPr>
         <w:rPr>
           <w:lang w:val="en-GB"/>
         </w:rPr>
-        <w:t>filetype:xlsx</w:t>
-      </w:r>
-      <w:proofErr w:type="spellEnd"/>
+      </w:pPr>
       <w:r>
         <w:rPr>
           <w:lang w:val="en-GB"/>
         </w:rPr>
-        <w:t>)</w:t>
+        <w:t>(site:gov.es OR site:incibe.es) "ciberseguridad" filetype:pdf</w:t>
+      </w:r>
+    </w:p>
+    <w:p>
+      <w:pPr>
+        <w:rPr>
+          <w:lang w:val="en-GB"/>
+        </w:rPr>
+      </w:pPr>
+      <w:r>
+        <w:rPr>
+          <w:lang w:val="en-GB"/>
+        </w:rPr>
+        <w:lastRenderedPageBreak/>
+        <w:drawing>
+          <wp:inline distT="0" distB="0" distL="0" distR="0" wp14:anchorId="363A57DF" wp14:editId="096B3B89">
+            <wp:extent cx="5400040" cy="5720715"/>
+            <wp:effectExtent l="0" t="0" r="0" b="0"/>
+            <wp:docPr id="1738577096" name="Imagen 1"/>
+            <wp:cNvGraphicFramePr>
+              <a:graphicFrameLocks xmlns:a="http://schemas.openxmlformats.org/drawingml/2006/main" noChangeAspect="1"/>
+            </wp:cNvGraphicFramePr>
+            <a:graphic xmlns:a="http://schemas.openxmlformats.org/drawingml/2006/main">
+              <a:graphicData uri="http://schemas.openxmlformats.org/drawingml/2006/picture">
+                <pic:pic xmlns:pic="http://schemas.openxmlformats.org/drawingml/2006/picture">
+                  <pic:nvPicPr>
+                    <pic:cNvPr id="1738577096" name=""/>
+                    <pic:cNvPicPr/>
+                  </pic:nvPicPr>
+                  <pic:blipFill>
+                    <a:blip r:embed="rId18"/>
+                    <a:stretch>
+                      <a:fillRect/>
+                    </a:stretch>
+                  </pic:blipFill>
+                  <pic:spPr>
+                    <a:xfrm>
+                      <a:off x="0" y="0"/>
+                      <a:ext cx="5400040" cy="5720715"/>
+                    </a:xfrm>
+                    <a:prstGeom prst="rect">
+                      <a:avLst/>
+                    </a:prstGeom>
+                  </pic:spPr>
+                </pic:pic>
+              </a:graphicData>
+            </a:graphic>
+          </wp:inline>
+        </w:drawing>
       </w:r>
     </w:p>
     <w:p>
@@ -599,7 +1827,7 @@
       </w:r>
       <w:r>
         <w:br/>
-        <w:t>Busca archivos Excel que incluyan ese término.</w:t>
+        <w:t>Busca documentos oficiales en dominios públicos relacionados.</w:t>
       </w:r>
     </w:p>
     <w:p>
@@ -612,13 +1840,13 @@
       </w:r>
       <w:r>
         <w:br/>
-        <w:t>Listados o tablas con inventarios.</w:t>
-      </w:r>
-    </w:p>
-    <w:p>
-      <w:r>
-        <w:pict w14:anchorId="2376C061">
-          <v:rect id="_x0000_i1144" style="width:0;height:1.5pt" o:hralign="center" o:hrstd="t" o:hr="t" fillcolor="#a0a0a0" stroked="f"/>
+        <w:t>Guías, informes o documentos institucionales.</w:t>
+      </w:r>
+    </w:p>
+    <w:p>
+      <w:r>
+        <w:pict w14:anchorId="284D26D8">
+          <v:rect id="_x0000_i1039" style="width:0;height:1.5pt" o:hralign="center" o:hrstd="t" o:hr="t" fillcolor="#a0a0a0" stroked="f"/>
         </w:pict>
       </w:r>
     </w:p>
@@ -634,20 +1862,502 @@
           <w:b/>
           <w:bCs/>
         </w:rPr>
-        <w:t>7. Buscar presentaciones</w:t>
-      </w:r>
-    </w:p>
-    <w:p>
-      <w:r>
-        <w:rPr>
-          <w:b/>
-          <w:bCs/>
-        </w:rPr>
+        <w:t>16. Buscar páginas relacionadas entre sí</w:t>
+      </w:r>
+    </w:p>
+    <w:p>
+      <w:r>
+        <w:rPr>
+          <w:b/>
+          <w:bCs/>
+        </w:rPr>
+        <w:t>Enunciado:</w:t>
+      </w:r>
+      <w:r>
+        <w:t xml:space="preserve"> Busca páginas relacionadas con incibe.es.</w:t>
+      </w:r>
+    </w:p>
+    <w:p>
+      <w:r>
+        <w:rPr>
+          <w:b/>
+          <w:bCs/>
+        </w:rPr>
+        <w:t>Dork:</w:t>
+      </w:r>
+    </w:p>
+    <w:p>
+      <w:r>
+        <w:t>related:incibe.es</w:t>
+      </w:r>
+    </w:p>
+    <w:p>
+      <w:r>
         <w:lastRenderedPageBreak/>
+        <w:drawing>
+          <wp:inline distT="0" distB="0" distL="0" distR="0" wp14:anchorId="33D46E59" wp14:editId="17BF14EB">
+            <wp:extent cx="5400040" cy="5751195"/>
+            <wp:effectExtent l="0" t="0" r="0" b="1905"/>
+            <wp:docPr id="1828242495" name="Imagen 1"/>
+            <wp:cNvGraphicFramePr>
+              <a:graphicFrameLocks xmlns:a="http://schemas.openxmlformats.org/drawingml/2006/main" noChangeAspect="1"/>
+            </wp:cNvGraphicFramePr>
+            <a:graphic xmlns:a="http://schemas.openxmlformats.org/drawingml/2006/main">
+              <a:graphicData uri="http://schemas.openxmlformats.org/drawingml/2006/picture">
+                <pic:pic xmlns:pic="http://schemas.openxmlformats.org/drawingml/2006/picture">
+                  <pic:nvPicPr>
+                    <pic:cNvPr id="1828242495" name=""/>
+                    <pic:cNvPicPr/>
+                  </pic:nvPicPr>
+                  <pic:blipFill>
+                    <a:blip r:embed="rId19"/>
+                    <a:stretch>
+                      <a:fillRect/>
+                    </a:stretch>
+                  </pic:blipFill>
+                  <pic:spPr>
+                    <a:xfrm>
+                      <a:off x="0" y="0"/>
+                      <a:ext cx="5400040" cy="5751195"/>
+                    </a:xfrm>
+                    <a:prstGeom prst="rect">
+                      <a:avLst/>
+                    </a:prstGeom>
+                  </pic:spPr>
+                </pic:pic>
+              </a:graphicData>
+            </a:graphic>
+          </wp:inline>
+        </w:drawing>
+      </w:r>
+    </w:p>
+    <w:p>
+      <w:r>
+        <w:rPr>
+          <w:b/>
+          <w:bCs/>
+        </w:rPr>
+        <w:t>Qué hace:</w:t>
+      </w:r>
+      <w:r>
+        <w:br/>
+        <w:t>Google muestra sitios que considera similares.</w:t>
+      </w:r>
+    </w:p>
+    <w:p>
+      <w:r>
+        <w:rPr>
+          <w:b/>
+          <w:bCs/>
+        </w:rPr>
+        <w:t>Solución esperada:</w:t>
+      </w:r>
+      <w:r>
+        <w:br/>
+        <w:t>Deben aparecer webs relacionadas con seguridad digital, formación o instituciones afines.</w:t>
+      </w:r>
+    </w:p>
+    <w:p>
+      <w:r>
+        <w:pict w14:anchorId="32D80569">
+          <v:rect id="_x0000_i1040" style="width:0;height:1.5pt" o:hralign="center" o:hrstd="t" o:hr="t" fillcolor="#a0a0a0" stroked="f"/>
+        </w:pict>
+      </w:r>
+    </w:p>
+    <w:p>
+      <w:pPr>
+        <w:rPr>
+          <w:b/>
+          <w:bCs/>
+        </w:rPr>
+      </w:pPr>
+      <w:r>
+        <w:rPr>
+          <w:b/>
+          <w:bCs/>
+        </w:rPr>
+        <w:t>17. Buscar versión en caché</w:t>
+      </w:r>
+    </w:p>
+    <w:p>
+      <w:r>
+        <w:rPr>
+          <w:b/>
+          <w:bCs/>
+        </w:rPr>
         <w:t>Enunciado:</w:t>
       </w:r>
       <w:r>
-        <w:t xml:space="preserve"> Encuentra presentaciones sobre PowerShell.</w:t>
+        <w:t xml:space="preserve"> Comprueba si Google conserva una copia en caché de una web.</w:t>
+      </w:r>
+    </w:p>
+    <w:p>
+      <w:r>
+        <w:rPr>
+          <w:b/>
+          <w:bCs/>
+        </w:rPr>
+        <w:t>Dork:</w:t>
+      </w:r>
+    </w:p>
+    <w:p>
+      <w:r>
+        <w:t>cache:incibe.es</w:t>
+      </w:r>
+    </w:p>
+    <w:p>
+      <w:r>
+        <w:lastRenderedPageBreak/>
+        <w:drawing>
+          <wp:inline distT="0" distB="0" distL="0" distR="0" wp14:anchorId="0D6813C2" wp14:editId="15CC6C8D">
+            <wp:extent cx="5400040" cy="3665220"/>
+            <wp:effectExtent l="0" t="0" r="0" b="0"/>
+            <wp:docPr id="2034453366" name="Imagen 1"/>
+            <wp:cNvGraphicFramePr>
+              <a:graphicFrameLocks xmlns:a="http://schemas.openxmlformats.org/drawingml/2006/main" noChangeAspect="1"/>
+            </wp:cNvGraphicFramePr>
+            <a:graphic xmlns:a="http://schemas.openxmlformats.org/drawingml/2006/main">
+              <a:graphicData uri="http://schemas.openxmlformats.org/drawingml/2006/picture">
+                <pic:pic xmlns:pic="http://schemas.openxmlformats.org/drawingml/2006/picture">
+                  <pic:nvPicPr>
+                    <pic:cNvPr id="2034453366" name=""/>
+                    <pic:cNvPicPr/>
+                  </pic:nvPicPr>
+                  <pic:blipFill>
+                    <a:blip r:embed="rId20"/>
+                    <a:stretch>
+                      <a:fillRect/>
+                    </a:stretch>
+                  </pic:blipFill>
+                  <pic:spPr>
+                    <a:xfrm>
+                      <a:off x="0" y="0"/>
+                      <a:ext cx="5400040" cy="3665220"/>
+                    </a:xfrm>
+                    <a:prstGeom prst="rect">
+                      <a:avLst/>
+                    </a:prstGeom>
+                  </pic:spPr>
+                </pic:pic>
+              </a:graphicData>
+            </a:graphic>
+          </wp:inline>
+        </w:drawing>
+      </w:r>
+    </w:p>
+    <w:p>
+      <w:r>
+        <w:rPr>
+          <w:b/>
+          <w:bCs/>
+        </w:rPr>
+        <w:t>Qué hace:</w:t>
+      </w:r>
+      <w:r>
+        <w:br/>
+        <w:t>Intenta mostrar la versión almacenada por Google.</w:t>
+      </w:r>
+    </w:p>
+    <w:p>
+      <w:r>
+        <w:rPr>
+          <w:b/>
+          <w:bCs/>
+        </w:rPr>
+        <w:t>Solución esperada:</w:t>
+      </w:r>
+      <w:r>
+        <w:br/>
+        <w:t>Si existe caché, se mostrará una copia guardada.</w:t>
+      </w:r>
+    </w:p>
+    <w:p>
+      <w:r>
+        <w:rPr>
+          <w:b/>
+          <w:bCs/>
+        </w:rPr>
+        <w:t>Nota:</w:t>
+      </w:r>
+      <w:r>
+        <w:br/>
+        <w:t>A veces esta función ya no está disponible en todos los resultados.</w:t>
+      </w:r>
+    </w:p>
+    <w:p>
+      <w:r>
+        <w:pict w14:anchorId="245457ED">
+          <v:rect id="_x0000_i1041" style="width:0;height:1.5pt" o:hralign="center" o:hrstd="t" o:hr="t" fillcolor="#a0a0a0" stroked="f"/>
+        </w:pict>
+      </w:r>
+    </w:p>
+    <w:p>
+      <w:pPr>
+        <w:rPr>
+          <w:b/>
+          <w:bCs/>
+        </w:rPr>
+      </w:pPr>
+      <w:r>
+        <w:rPr>
+          <w:b/>
+          <w:bCs/>
+        </w:rPr>
+        <w:t>18. Buscar definiciones o documentos concretos</w:t>
+      </w:r>
+    </w:p>
+    <w:p>
+      <w:r>
+        <w:rPr>
+          <w:b/>
+          <w:bCs/>
+        </w:rPr>
+        <w:t>Enunciado:</w:t>
+      </w:r>
+      <w:r>
+        <w:t xml:space="preserve"> Encuentra PDFs que contengan la frase exacta “sistema operativo”.</w:t>
+      </w:r>
+    </w:p>
+    <w:p>
+      <w:r>
+        <w:rPr>
+          <w:b/>
+          <w:bCs/>
+        </w:rPr>
+        <w:t>Dork:</w:t>
+      </w:r>
+    </w:p>
+    <w:p>
+      <w:r>
+        <w:t>"sistema operativo" filetype:pdf</w:t>
+      </w:r>
+    </w:p>
+    <w:p>
+      <w:r>
+        <w:lastRenderedPageBreak/>
+        <w:drawing>
+          <wp:inline distT="0" distB="0" distL="0" distR="0" wp14:anchorId="1ECFF818" wp14:editId="7FCA8805">
+            <wp:extent cx="5400040" cy="4563110"/>
+            <wp:effectExtent l="0" t="0" r="0" b="8890"/>
+            <wp:docPr id="1986424581" name="Imagen 1"/>
+            <wp:cNvGraphicFramePr>
+              <a:graphicFrameLocks xmlns:a="http://schemas.openxmlformats.org/drawingml/2006/main" noChangeAspect="1"/>
+            </wp:cNvGraphicFramePr>
+            <a:graphic xmlns:a="http://schemas.openxmlformats.org/drawingml/2006/main">
+              <a:graphicData uri="http://schemas.openxmlformats.org/drawingml/2006/picture">
+                <pic:pic xmlns:pic="http://schemas.openxmlformats.org/drawingml/2006/picture">
+                  <pic:nvPicPr>
+                    <pic:cNvPr id="1986424581" name=""/>
+                    <pic:cNvPicPr/>
+                  </pic:nvPicPr>
+                  <pic:blipFill>
+                    <a:blip r:embed="rId21"/>
+                    <a:stretch>
+                      <a:fillRect/>
+                    </a:stretch>
+                  </pic:blipFill>
+                  <pic:spPr>
+                    <a:xfrm>
+                      <a:off x="0" y="0"/>
+                      <a:ext cx="5400040" cy="4563110"/>
+                    </a:xfrm>
+                    <a:prstGeom prst="rect">
+                      <a:avLst/>
+                    </a:prstGeom>
+                  </pic:spPr>
+                </pic:pic>
+              </a:graphicData>
+            </a:graphic>
+          </wp:inline>
+        </w:drawing>
+      </w:r>
+    </w:p>
+    <w:p>
+      <w:r>
+        <w:rPr>
+          <w:b/>
+          <w:bCs/>
+        </w:rPr>
+        <w:t>Qué hace:</w:t>
+      </w:r>
+      <w:r>
+        <w:br/>
+        <w:t>Busca PDFs donde aparezca esa frase.</w:t>
+      </w:r>
+    </w:p>
+    <w:p>
+      <w:r>
+        <w:rPr>
+          <w:b/>
+          <w:bCs/>
+        </w:rPr>
+        <w:t>Solución esperada:</w:t>
+      </w:r>
+      <w:r>
+        <w:br/>
+        <w:t>Apuntes, manuales o material académico.</w:t>
+      </w:r>
+    </w:p>
+    <w:p>
+      <w:r>
+        <w:pict w14:anchorId="52BDDD36">
+          <v:rect id="_x0000_i1042" style="width:0;height:1.5pt" o:hralign="center" o:hrstd="t" o:hr="t" fillcolor="#a0a0a0" stroked="f"/>
+        </w:pict>
+      </w:r>
+    </w:p>
+    <w:p>
+      <w:pPr>
+        <w:rPr>
+          <w:b/>
+          <w:bCs/>
+        </w:rPr>
+      </w:pPr>
+      <w:r>
+        <w:rPr>
+          <w:b/>
+          <w:bCs/>
+        </w:rPr>
+        <w:t>19. Buscar listados o directorios visibles</w:t>
+      </w:r>
+    </w:p>
+    <w:p>
+      <w:r>
+        <w:rPr>
+          <w:b/>
+          <w:bCs/>
+        </w:rPr>
+        <w:t>Enunciado:</w:t>
+      </w:r>
+      <w:r>
+        <w:t xml:space="preserve"> Busca páginas que incluyan la palabra “index of” y “manuales”.</w:t>
+      </w:r>
+    </w:p>
+    <w:p>
+      <w:r>
+        <w:rPr>
+          <w:b/>
+          <w:bCs/>
+        </w:rPr>
+        <w:t>Dork:</w:t>
+      </w:r>
+    </w:p>
+    <w:p>
+      <w:r>
+        <w:lastRenderedPageBreak/>
+        <w:t>intitle:"index of" manuales</w:t>
+      </w:r>
+      <w:r>
+        <w:br/>
+      </w:r>
+      <w:r>
+        <w:drawing>
+          <wp:inline distT="0" distB="0" distL="0" distR="0" wp14:anchorId="6D8826B4" wp14:editId="13C97CED">
+            <wp:extent cx="5400040" cy="4756150"/>
+            <wp:effectExtent l="0" t="0" r="0" b="6350"/>
+            <wp:docPr id="1590218633" name="Imagen 1"/>
+            <wp:cNvGraphicFramePr>
+              <a:graphicFrameLocks xmlns:a="http://schemas.openxmlformats.org/drawingml/2006/main" noChangeAspect="1"/>
+            </wp:cNvGraphicFramePr>
+            <a:graphic xmlns:a="http://schemas.openxmlformats.org/drawingml/2006/main">
+              <a:graphicData uri="http://schemas.openxmlformats.org/drawingml/2006/picture">
+                <pic:pic xmlns:pic="http://schemas.openxmlformats.org/drawingml/2006/picture">
+                  <pic:nvPicPr>
+                    <pic:cNvPr id="1590218633" name=""/>
+                    <pic:cNvPicPr/>
+                  </pic:nvPicPr>
+                  <pic:blipFill>
+                    <a:blip r:embed="rId22"/>
+                    <a:stretch>
+                      <a:fillRect/>
+                    </a:stretch>
+                  </pic:blipFill>
+                  <pic:spPr>
+                    <a:xfrm>
+                      <a:off x="0" y="0"/>
+                      <a:ext cx="5400040" cy="4756150"/>
+                    </a:xfrm>
+                    <a:prstGeom prst="rect">
+                      <a:avLst/>
+                    </a:prstGeom>
+                  </pic:spPr>
+                </pic:pic>
+              </a:graphicData>
+            </a:graphic>
+          </wp:inline>
+        </w:drawing>
+      </w:r>
+    </w:p>
+    <w:p>
+      <w:r>
+        <w:rPr>
+          <w:b/>
+          <w:bCs/>
+        </w:rPr>
+        <w:t>Qué hace:</w:t>
+      </w:r>
+      <w:r>
+        <w:br/>
+        <w:t>Busca páginas cuyo título sugiere un listado de archivos.</w:t>
+      </w:r>
+    </w:p>
+    <w:p>
+      <w:r>
+        <w:rPr>
+          <w:b/>
+          <w:bCs/>
+        </w:rPr>
+        <w:t>Solución esperada:</w:t>
+      </w:r>
+      <w:r>
+        <w:br/>
+        <w:t>Directorios web públicos con documentos o materiales.</w:t>
+      </w:r>
+    </w:p>
+    <w:p>
+      <w:r>
+        <w:rPr>
+          <w:b/>
+          <w:bCs/>
+        </w:rPr>
+        <w:t>Uso responsable:</w:t>
+      </w:r>
+      <w:r>
+        <w:br/>
+        <w:t>Solo debe emplearse para localizar recursos públicos expuestos, no para acceder a material sensible.</w:t>
+      </w:r>
+    </w:p>
+    <w:p>
+      <w:r>
+        <w:pict w14:anchorId="58DC50B5">
+          <v:rect id="_x0000_i1043" style="width:0;height:1.5pt" o:hralign="center" o:hrstd="t" o:hr="t" fillcolor="#a0a0a0" stroked="f"/>
+        </w:pict>
+      </w:r>
+    </w:p>
+    <w:p>
+      <w:pPr>
+        <w:rPr>
+          <w:b/>
+          <w:bCs/>
+        </w:rPr>
+      </w:pPr>
+      <w:r>
+        <w:rPr>
+          <w:b/>
+          <w:bCs/>
+        </w:rPr>
+        <w:t>20. Búsqueda combinada avanzada</w:t>
+      </w:r>
+    </w:p>
+    <w:p>
+      <w:r>
+        <w:rPr>
+          <w:b/>
+          <w:bCs/>
+        </w:rPr>
+        <w:t>Enunciado:</w:t>
+      </w:r>
+      <w:r>
+        <w:t xml:space="preserve"> Busca documentos PDF sobre redes, dentro de dominios educativos, excluyendo resultados antiguos que hablen de Token Ring.</w:t>
       </w:r>
     </w:p>
     <w:p>
@@ -675,1318 +2385,55 @@
         <w:rPr>
           <w:lang w:val="en-GB"/>
         </w:rPr>
-        <w:t>"PowerShell" (</w:t>
-      </w:r>
-      <w:proofErr w:type="spellStart"/>
-      <w:r>
+        <w:t>site:.edu "redes" filetype:pdf -"Token Ring"</w:t>
+      </w:r>
+    </w:p>
+    <w:p>
+      <w:pPr>
         <w:rPr>
           <w:lang w:val="en-GB"/>
         </w:rPr>
-        <w:t>filetype:ppt</w:t>
-      </w:r>
-      <w:proofErr w:type="spellEnd"/>
+      </w:pPr>
       <w:r>
         <w:rPr>
           <w:lang w:val="en-GB"/>
         </w:rPr>
-        <w:t xml:space="preserve"> OR </w:t>
-      </w:r>
-      <w:proofErr w:type="spellStart"/>
-      <w:r>
-        <w:rPr>
-          <w:lang w:val="en-GB"/>
-        </w:rPr>
-        <w:t>filetype:pptx</w:t>
-      </w:r>
-      <w:proofErr w:type="spellEnd"/>
-      <w:r>
-        <w:rPr>
-          <w:lang w:val="en-GB"/>
-        </w:rPr>
-        <w:t>)</w:t>
-      </w:r>
-    </w:p>
-    <w:p>
-      <w:r>
-        <w:rPr>
-          <w:b/>
-          <w:bCs/>
-        </w:rPr>
-        <w:t>Qué hace:</w:t>
-      </w:r>
-      <w:r>
-        <w:br/>
-        <w:t>Busca presentaciones en PowerPoint relacionadas con PowerShell.</w:t>
-      </w:r>
-    </w:p>
-    <w:p>
-      <w:r>
-        <w:rPr>
-          <w:b/>
-          <w:bCs/>
-        </w:rPr>
-        <w:t>Solución esperada:</w:t>
-      </w:r>
-      <w:r>
-        <w:br/>
-        <w:t>Archivos de clase, apuntes o presentaciones formativas.</w:t>
-      </w:r>
-    </w:p>
-    <w:p>
-      <w:r>
-        <w:pict w14:anchorId="1DBEFF57">
-          <v:rect id="_x0000_i1145" style="width:0;height:1.5pt" o:hralign="center" o:hrstd="t" o:hr="t" fillcolor="#a0a0a0" stroked="f"/>
-        </w:pict>
-      </w:r>
-    </w:p>
-    <w:p>
-      <w:pPr>
-        <w:rPr>
-          <w:b/>
-          <w:bCs/>
-        </w:rPr>
-      </w:pPr>
-      <w:r>
-        <w:rPr>
-          <w:b/>
-          <w:bCs/>
-        </w:rPr>
-        <w:t>8. Buscar en el título de la página</w:t>
-      </w:r>
-    </w:p>
-    <w:p>
-      <w:r>
-        <w:rPr>
-          <w:b/>
-          <w:bCs/>
-        </w:rPr>
-        <w:t>Enunciado:</w:t>
-      </w:r>
-      <w:r>
-        <w:t xml:space="preserve"> Busca páginas que tengan “ciberseguridad” en el título.</w:t>
-      </w:r>
-    </w:p>
-    <w:p>
-      <w:r>
-        <w:rPr>
-          <w:b/>
-          <w:bCs/>
-        </w:rPr>
-        <w:t>Dork:</w:t>
-      </w:r>
-    </w:p>
-    <w:p>
-      <w:proofErr w:type="spellStart"/>
-      <w:proofErr w:type="gramStart"/>
-      <w:r>
-        <w:t>intitle:ciberseguridad</w:t>
-      </w:r>
-      <w:proofErr w:type="spellEnd"/>
-      <w:proofErr w:type="gramEnd"/>
-    </w:p>
-    <w:p>
-      <w:r>
-        <w:rPr>
-          <w:b/>
-          <w:bCs/>
-        </w:rPr>
-        <w:t>Qué hace:</w:t>
-      </w:r>
-      <w:r>
-        <w:br/>
-        <w:t>Busca ese término específicamente en el título HTML.</w:t>
-      </w:r>
-    </w:p>
-    <w:p>
-      <w:r>
-        <w:rPr>
-          <w:b/>
-          <w:bCs/>
-        </w:rPr>
-        <w:t>Solución esperada:</w:t>
-      </w:r>
-      <w:r>
-        <w:br/>
-        <w:t>Resultados cuya temática principal sea ciberseguridad.</w:t>
-      </w:r>
-    </w:p>
-    <w:p>
-      <w:r>
-        <w:pict w14:anchorId="435665A0">
-          <v:rect id="_x0000_i1146" style="width:0;height:1.5pt" o:hralign="center" o:hrstd="t" o:hr="t" fillcolor="#a0a0a0" stroked="f"/>
-        </w:pict>
-      </w:r>
-    </w:p>
-    <w:p>
-      <w:pPr>
-        <w:rPr>
-          <w:b/>
-          <w:bCs/>
-        </w:rPr>
-      </w:pPr>
-      <w:r>
-        <w:rPr>
-          <w:b/>
-          <w:bCs/>
-        </w:rPr>
-        <w:t>9. Buscar varias palabras en el título</w:t>
-      </w:r>
-    </w:p>
-    <w:p>
-      <w:r>
-        <w:rPr>
-          <w:b/>
-          <w:bCs/>
-        </w:rPr>
-        <w:t>Enunciado:</w:t>
-      </w:r>
-      <w:r>
-        <w:t xml:space="preserve"> Busca páginas cuyo título incluya “curso” y “Linux”.</w:t>
-      </w:r>
-    </w:p>
-    <w:p>
-      <w:r>
-        <w:rPr>
-          <w:b/>
-          <w:bCs/>
-        </w:rPr>
-        <w:t>Dork:</w:t>
-      </w:r>
-    </w:p>
-    <w:p>
-      <w:proofErr w:type="spellStart"/>
-      <w:proofErr w:type="gramStart"/>
-      <w:r>
-        <w:t>allintitle:curso</w:t>
-      </w:r>
-      <w:proofErr w:type="spellEnd"/>
-      <w:proofErr w:type="gramEnd"/>
-      <w:r>
-        <w:t xml:space="preserve"> Linux</w:t>
-      </w:r>
-    </w:p>
-    <w:p>
-      <w:r>
-        <w:rPr>
-          <w:b/>
-          <w:bCs/>
-        </w:rPr>
-        <w:t>Qué hace:</w:t>
-      </w:r>
-      <w:r>
-        <w:br/>
-        <w:t>Obliga a que ambos términos aparezcan en el título.</w:t>
-      </w:r>
-    </w:p>
-    <w:p>
-      <w:r>
-        <w:rPr>
-          <w:b/>
-          <w:bCs/>
-        </w:rPr>
-        <w:t>Solución esperada:</w:t>
-      </w:r>
-      <w:r>
-        <w:br/>
-        <w:t>Cursos o materiales formativos sobre Linux.</w:t>
-      </w:r>
-    </w:p>
-    <w:p>
-      <w:r>
-        <w:pict w14:anchorId="64858DBB">
-          <v:rect id="_x0000_i1147" style="width:0;height:1.5pt" o:hralign="center" o:hrstd="t" o:hr="t" fillcolor="#a0a0a0" stroked="f"/>
-        </w:pict>
-      </w:r>
-    </w:p>
-    <w:p>
-      <w:pPr>
-        <w:rPr>
-          <w:b/>
-          <w:bCs/>
-        </w:rPr>
-      </w:pPr>
-      <w:r>
-        <w:rPr>
-          <w:b/>
-          <w:bCs/>
-        </w:rPr>
-        <w:t>10. Buscar una palabra en la URL</w:t>
-      </w:r>
-    </w:p>
-    <w:p>
-      <w:r>
-        <w:rPr>
-          <w:b/>
-          <w:bCs/>
-        </w:rPr>
-        <w:t>Enunciado:</w:t>
-      </w:r>
-      <w:r>
-        <w:t xml:space="preserve"> Busca páginas que tengan “</w:t>
-      </w:r>
-      <w:proofErr w:type="spellStart"/>
-      <w:r>
-        <w:t>login</w:t>
-      </w:r>
-      <w:proofErr w:type="spellEnd"/>
-      <w:r>
-        <w:t>” en la URL.</w:t>
-      </w:r>
-    </w:p>
-    <w:p>
-      <w:r>
-        <w:rPr>
-          <w:b/>
-          <w:bCs/>
-        </w:rPr>
-        <w:t>Dork:</w:t>
-      </w:r>
-    </w:p>
-    <w:p>
-      <w:proofErr w:type="spellStart"/>
-      <w:r>
-        <w:t>inurl:login</w:t>
-      </w:r>
-      <w:proofErr w:type="spellEnd"/>
-    </w:p>
-    <w:p>
-      <w:r>
-        <w:rPr>
-          <w:b/>
-          <w:bCs/>
-        </w:rPr>
         <w:lastRenderedPageBreak/>
-        <w:t>Qué hace:</w:t>
-      </w:r>
-      <w:r>
-        <w:br/>
-        <w:t>Busca direcciones web que incluyan ese término.</w:t>
-      </w:r>
-    </w:p>
-    <w:p>
-      <w:r>
-        <w:rPr>
-          <w:b/>
-          <w:bCs/>
-        </w:rPr>
-        <w:t>Solución esperada:</w:t>
-      </w:r>
-      <w:r>
-        <w:br/>
-        <w:t xml:space="preserve">Páginas cuyo enlace contenga </w:t>
-      </w:r>
-      <w:proofErr w:type="spellStart"/>
-      <w:r>
-        <w:t>login</w:t>
-      </w:r>
-      <w:proofErr w:type="spellEnd"/>
-      <w:r>
-        <w:t>.</w:t>
-      </w:r>
-    </w:p>
-    <w:p>
-      <w:r>
-        <w:rPr>
-          <w:b/>
-          <w:bCs/>
-        </w:rPr>
-        <w:t>Nota didáctica:</w:t>
-      </w:r>
-      <w:r>
-        <w:br/>
-        <w:t>Este ejercicio debe usarse solo para entender cómo filtra Google por URL, no para intentar accesos no autorizados.</w:t>
-      </w:r>
-    </w:p>
-    <w:p>
-      <w:r>
-        <w:pict w14:anchorId="729B1A45">
-          <v:rect id="_x0000_i1148" style="width:0;height:1.5pt" o:hralign="center" o:hrstd="t" o:hr="t" fillcolor="#a0a0a0" stroked="f"/>
-        </w:pict>
-      </w:r>
-    </w:p>
-    <w:p>
-      <w:pPr>
-        <w:rPr>
-          <w:b/>
-          <w:bCs/>
-        </w:rPr>
-      </w:pPr>
-      <w:r>
-        <w:rPr>
-          <w:b/>
-          <w:bCs/>
-        </w:rPr>
-        <w:t>11. Buscar varias palabras en la URL</w:t>
-      </w:r>
-    </w:p>
-    <w:p>
-      <w:r>
-        <w:rPr>
-          <w:b/>
-          <w:bCs/>
-        </w:rPr>
-        <w:t>Enunciado:</w:t>
-      </w:r>
-      <w:r>
-        <w:t xml:space="preserve"> Busca </w:t>
-      </w:r>
-      <w:proofErr w:type="spellStart"/>
-      <w:r>
-        <w:t>URLs</w:t>
-      </w:r>
-      <w:proofErr w:type="spellEnd"/>
-      <w:r>
-        <w:t xml:space="preserve"> que incluyan “curso” y “</w:t>
-      </w:r>
-      <w:proofErr w:type="spellStart"/>
-      <w:r>
-        <w:t>python</w:t>
-      </w:r>
-      <w:proofErr w:type="spellEnd"/>
-      <w:r>
-        <w:t>”.</w:t>
-      </w:r>
-    </w:p>
-    <w:p>
-      <w:r>
-        <w:rPr>
-          <w:b/>
-          <w:bCs/>
-        </w:rPr>
-        <w:t>Dork:</w:t>
-      </w:r>
-    </w:p>
-    <w:p>
-      <w:proofErr w:type="spellStart"/>
-      <w:proofErr w:type="gramStart"/>
-      <w:r>
-        <w:t>allinurl:curso</w:t>
-      </w:r>
-      <w:proofErr w:type="spellEnd"/>
-      <w:proofErr w:type="gramEnd"/>
-      <w:r>
-        <w:t xml:space="preserve"> </w:t>
-      </w:r>
-      <w:proofErr w:type="spellStart"/>
-      <w:r>
-        <w:t>python</w:t>
-      </w:r>
-      <w:proofErr w:type="spellEnd"/>
-    </w:p>
-    <w:p>
-      <w:r>
-        <w:rPr>
-          <w:b/>
-          <w:bCs/>
-        </w:rPr>
-        <w:t>Qué hace:</w:t>
-      </w:r>
-      <w:r>
-        <w:br/>
-        <w:t>Busca ambas palabras dentro de la URL.</w:t>
-      </w:r>
-    </w:p>
-    <w:p>
-      <w:r>
-        <w:rPr>
-          <w:b/>
-          <w:bCs/>
-        </w:rPr>
-        <w:t>Solución esperada:</w:t>
-      </w:r>
-      <w:r>
-        <w:br/>
-        <w:t>Páginas de cursos o materiales sobre Python.</w:t>
-      </w:r>
-    </w:p>
-    <w:p>
-      <w:r>
-        <w:pict w14:anchorId="434BB304">
-          <v:rect id="_x0000_i1149" style="width:0;height:1.5pt" o:hralign="center" o:hrstd="t" o:hr="t" fillcolor="#a0a0a0" stroked="f"/>
-        </w:pict>
-      </w:r>
-    </w:p>
-    <w:p>
-      <w:pPr>
-        <w:rPr>
-          <w:b/>
-          <w:bCs/>
-        </w:rPr>
-      </w:pPr>
-      <w:r>
-        <w:rPr>
-          <w:b/>
-          <w:bCs/>
-        </w:rPr>
-        <w:t>12. Excluir una palabra</w:t>
-      </w:r>
-    </w:p>
-    <w:p>
-      <w:r>
-        <w:rPr>
-          <w:b/>
-          <w:bCs/>
-        </w:rPr>
-        <w:t>Enunciado:</w:t>
-      </w:r>
-      <w:r>
-        <w:t xml:space="preserve"> Busca información sobre </w:t>
-      </w:r>
-      <w:proofErr w:type="gramStart"/>
-      <w:r>
-        <w:t>Java</w:t>
-      </w:r>
-      <w:proofErr w:type="gramEnd"/>
-      <w:r>
-        <w:t xml:space="preserve"> pero excluyendo resultados de café.</w:t>
-      </w:r>
-    </w:p>
-    <w:p>
-      <w:r>
-        <w:rPr>
-          <w:b/>
-          <w:bCs/>
-        </w:rPr>
-        <w:t>Dork:</w:t>
-      </w:r>
-    </w:p>
-    <w:p>
-      <w:r>
-        <w:t>Java -café</w:t>
-      </w:r>
-    </w:p>
-    <w:p>
-      <w:r>
-        <w:rPr>
-          <w:b/>
-          <w:bCs/>
-        </w:rPr>
-        <w:t>Qué hace:</w:t>
-      </w:r>
-      <w:r>
-        <w:br/>
-        <w:t>El signo - excluye una palabra de los resultados.</w:t>
-      </w:r>
-    </w:p>
-    <w:p>
-      <w:r>
-        <w:rPr>
-          <w:b/>
-          <w:bCs/>
-        </w:rPr>
-        <w:t>Solución esperada:</w:t>
-      </w:r>
-      <w:r>
-        <w:br/>
-        <w:t>Resultados centrados en el lenguaje de programación Java.</w:t>
-      </w:r>
-    </w:p>
-    <w:p>
-      <w:r>
-        <w:pict w14:anchorId="4A1F744C">
-          <v:rect id="_x0000_i1150" style="width:0;height:1.5pt" o:hralign="center" o:hrstd="t" o:hr="t" fillcolor="#a0a0a0" stroked="f"/>
-        </w:pict>
-      </w:r>
-    </w:p>
-    <w:p>
-      <w:pPr>
-        <w:rPr>
-          <w:b/>
-          <w:bCs/>
-        </w:rPr>
-      </w:pPr>
-      <w:r>
-        <w:rPr>
-          <w:b/>
-          <w:bCs/>
-        </w:rPr>
-        <w:t>13. Buscar una palabra u otra</w:t>
-      </w:r>
-    </w:p>
-    <w:p>
-      <w:r>
-        <w:rPr>
-          <w:b/>
-          <w:bCs/>
-        </w:rPr>
-        <w:t>Enunciado:</w:t>
-      </w:r>
-      <w:r>
-        <w:t xml:space="preserve"> Busca resultados que hablen de firewall o cortafuegos.</w:t>
-      </w:r>
-    </w:p>
-    <w:p>
-      <w:r>
-        <w:rPr>
-          <w:b/>
-          <w:bCs/>
-        </w:rPr>
-        <w:t>Dork:</w:t>
-      </w:r>
-    </w:p>
-    <w:p>
-      <w:r>
-        <w:t>firewall OR cortafuegos</w:t>
-      </w:r>
-    </w:p>
-    <w:p>
-      <w:r>
-        <w:rPr>
-          <w:b/>
-          <w:bCs/>
-        </w:rPr>
-        <w:lastRenderedPageBreak/>
-        <w:t>Qué hace:</w:t>
-      </w:r>
-      <w:r>
-        <w:br/>
-        <w:t>Devuelve resultados que contengan uno u otro término.</w:t>
-      </w:r>
-    </w:p>
-    <w:p>
-      <w:r>
-        <w:rPr>
-          <w:b/>
-          <w:bCs/>
-        </w:rPr>
-        <w:t>Solución esperada:</w:t>
-      </w:r>
-      <w:r>
-        <w:br/>
-        <w:t>Páginas que usen cualquiera de las dos palabras.</w:t>
-      </w:r>
-    </w:p>
-    <w:p>
-      <w:r>
-        <w:pict w14:anchorId="33BD6B44">
-          <v:rect id="_x0000_i1151" style="width:0;height:1.5pt" o:hralign="center" o:hrstd="t" o:hr="t" fillcolor="#a0a0a0" stroked="f"/>
-        </w:pict>
-      </w:r>
-    </w:p>
-    <w:p>
-      <w:pPr>
-        <w:rPr>
-          <w:b/>
-          <w:bCs/>
-        </w:rPr>
-      </w:pPr>
-      <w:r>
-        <w:rPr>
-          <w:b/>
-          <w:bCs/>
-        </w:rPr>
-        <w:t>14. Buscar contenido en un dominio educativo</w:t>
-      </w:r>
-    </w:p>
-    <w:p>
-      <w:r>
-        <w:rPr>
-          <w:b/>
-          <w:bCs/>
-        </w:rPr>
-        <w:t>Enunciado:</w:t>
-      </w:r>
-      <w:r>
-        <w:t xml:space="preserve"> Encuentra </w:t>
-      </w:r>
-      <w:proofErr w:type="spellStart"/>
-      <w:r>
-        <w:t>PDFs</w:t>
-      </w:r>
-      <w:proofErr w:type="spellEnd"/>
-      <w:r>
-        <w:t xml:space="preserve"> sobre bases de datos en dominios educativos.</w:t>
-      </w:r>
-    </w:p>
-    <w:p>
-      <w:r>
-        <w:rPr>
-          <w:b/>
-          <w:bCs/>
-        </w:rPr>
-        <w:t>Dork:</w:t>
-      </w:r>
-    </w:p>
-    <w:p>
-      <w:r>
-        <w:t>site:.</w:t>
-      </w:r>
-      <w:proofErr w:type="spellStart"/>
-      <w:r>
-        <w:t>edu</w:t>
-      </w:r>
-      <w:proofErr w:type="spellEnd"/>
-      <w:r>
-        <w:t xml:space="preserve"> "bases de datos" </w:t>
-      </w:r>
-      <w:proofErr w:type="spellStart"/>
-      <w:r>
-        <w:t>filetype:pdf</w:t>
-      </w:r>
-      <w:proofErr w:type="spellEnd"/>
-    </w:p>
-    <w:p>
-      <w:r>
-        <w:rPr>
-          <w:b/>
-          <w:bCs/>
-        </w:rPr>
-        <w:t>Qué hace:</w:t>
-      </w:r>
-      <w:r>
-        <w:br/>
-        <w:t xml:space="preserve">Busca </w:t>
-      </w:r>
-      <w:proofErr w:type="spellStart"/>
-      <w:r>
-        <w:t>PDFs</w:t>
-      </w:r>
-      <w:proofErr w:type="spellEnd"/>
-      <w:r>
-        <w:t xml:space="preserve"> en dominios .</w:t>
-      </w:r>
-      <w:proofErr w:type="spellStart"/>
-      <w:r>
-        <w:t>edu</w:t>
-      </w:r>
-      <w:proofErr w:type="spellEnd"/>
-      <w:r>
-        <w:t>.</w:t>
-      </w:r>
-    </w:p>
-    <w:p>
-      <w:r>
-        <w:rPr>
-          <w:b/>
-          <w:bCs/>
-        </w:rPr>
-        <w:t>Solución esperada:</w:t>
-      </w:r>
-      <w:r>
-        <w:br/>
-        <w:t>Material académico o universitario sobre bases de datos.</w:t>
-      </w:r>
-    </w:p>
-    <w:p>
-      <w:r>
-        <w:pict w14:anchorId="04C8D983">
-          <v:rect id="_x0000_i1152" style="width:0;height:1.5pt" o:hralign="center" o:hrstd="t" o:hr="t" fillcolor="#a0a0a0" stroked="f"/>
-        </w:pict>
-      </w:r>
-    </w:p>
-    <w:p>
-      <w:pPr>
-        <w:rPr>
-          <w:b/>
-          <w:bCs/>
-        </w:rPr>
-      </w:pPr>
-      <w:r>
-        <w:rPr>
-          <w:b/>
-          <w:bCs/>
-        </w:rPr>
-        <w:t>15. Buscar contenido en dominios gubernamentales</w:t>
-      </w:r>
-    </w:p>
-    <w:p>
-      <w:r>
-        <w:rPr>
-          <w:b/>
-          <w:bCs/>
-        </w:rPr>
-        <w:t>Enunciado:</w:t>
-      </w:r>
-      <w:r>
-        <w:t xml:space="preserve"> Busca documentos PDF sobre ciberseguridad en organismos públicos españoles.</w:t>
-      </w:r>
-    </w:p>
-    <w:p>
-      <w:pPr>
-        <w:rPr>
-          <w:lang w:val="en-GB"/>
-        </w:rPr>
-      </w:pPr>
-      <w:r>
-        <w:rPr>
-          <w:b/>
-          <w:bCs/>
-          <w:lang w:val="en-GB"/>
-        </w:rPr>
-        <w:t>Dork:</w:t>
-      </w:r>
-    </w:p>
-    <w:p>
-      <w:pPr>
-        <w:rPr>
-          <w:lang w:val="en-GB"/>
-        </w:rPr>
-      </w:pPr>
-      <w:r>
-        <w:rPr>
-          <w:lang w:val="en-GB"/>
-        </w:rPr>
-        <w:t>(</w:t>
-      </w:r>
-      <w:proofErr w:type="spellStart"/>
-      <w:proofErr w:type="gramStart"/>
-      <w:r>
-        <w:rPr>
-          <w:lang w:val="en-GB"/>
-        </w:rPr>
-        <w:t>site:gov.es</w:t>
-      </w:r>
-      <w:proofErr w:type="spellEnd"/>
-      <w:proofErr w:type="gramEnd"/>
-      <w:r>
-        <w:rPr>
-          <w:lang w:val="en-GB"/>
-        </w:rPr>
-        <w:t xml:space="preserve"> OR </w:t>
-      </w:r>
-      <w:proofErr w:type="spellStart"/>
-      <w:proofErr w:type="gramStart"/>
-      <w:r>
-        <w:rPr>
-          <w:lang w:val="en-GB"/>
-        </w:rPr>
-        <w:t>site:incibe.es</w:t>
-      </w:r>
-      <w:proofErr w:type="spellEnd"/>
-      <w:proofErr w:type="gramEnd"/>
-      <w:r>
-        <w:rPr>
-          <w:lang w:val="en-GB"/>
-        </w:rPr>
-        <w:t>) "</w:t>
-      </w:r>
-      <w:proofErr w:type="spellStart"/>
-      <w:r>
-        <w:rPr>
-          <w:lang w:val="en-GB"/>
-        </w:rPr>
-        <w:t>ciberseguridad</w:t>
-      </w:r>
-      <w:proofErr w:type="spellEnd"/>
-      <w:r>
-        <w:rPr>
-          <w:lang w:val="en-GB"/>
-        </w:rPr>
-        <w:t xml:space="preserve">" </w:t>
-      </w:r>
-      <w:proofErr w:type="spellStart"/>
-      <w:r>
-        <w:rPr>
-          <w:lang w:val="en-GB"/>
-        </w:rPr>
-        <w:t>filetype:pdf</w:t>
-      </w:r>
-      <w:proofErr w:type="spellEnd"/>
-    </w:p>
-    <w:p>
-      <w:r>
-        <w:rPr>
-          <w:b/>
-          <w:bCs/>
-        </w:rPr>
-        <w:t>Qué hace:</w:t>
-      </w:r>
-      <w:r>
-        <w:br/>
-        <w:t>Busca documentos oficiales en dominios públicos relacionados.</w:t>
-      </w:r>
-    </w:p>
-    <w:p>
-      <w:r>
-        <w:rPr>
-          <w:b/>
-          <w:bCs/>
-        </w:rPr>
-        <w:t>Solución esperada:</w:t>
-      </w:r>
-      <w:r>
-        <w:br/>
-        <w:t>Guías, informes o documentos institucionales.</w:t>
-      </w:r>
-    </w:p>
-    <w:p>
-      <w:r>
-        <w:pict w14:anchorId="284D26D8">
-          <v:rect id="_x0000_i1153" style="width:0;height:1.5pt" o:hralign="center" o:hrstd="t" o:hr="t" fillcolor="#a0a0a0" stroked="f"/>
-        </w:pict>
-      </w:r>
-    </w:p>
-    <w:p>
-      <w:pPr>
-        <w:rPr>
-          <w:b/>
-          <w:bCs/>
-        </w:rPr>
-      </w:pPr>
-      <w:r>
-        <w:rPr>
-          <w:b/>
-          <w:bCs/>
-        </w:rPr>
-        <w:t>16. Buscar páginas relacionadas entre sí</w:t>
-      </w:r>
-    </w:p>
-    <w:p>
-      <w:r>
-        <w:rPr>
-          <w:b/>
-          <w:bCs/>
-        </w:rPr>
-        <w:t>Enunciado:</w:t>
-      </w:r>
-      <w:r>
-        <w:t xml:space="preserve"> Busca páginas relacionadas con incibe.es.</w:t>
-      </w:r>
-    </w:p>
-    <w:p>
-      <w:r>
-        <w:rPr>
-          <w:b/>
-          <w:bCs/>
-        </w:rPr>
-        <w:t>Dork:</w:t>
-      </w:r>
-    </w:p>
-    <w:p>
-      <w:proofErr w:type="spellStart"/>
-      <w:proofErr w:type="gramStart"/>
-      <w:r>
-        <w:t>related:incibe.es</w:t>
-      </w:r>
-      <w:proofErr w:type="spellEnd"/>
-      <w:proofErr w:type="gramEnd"/>
-    </w:p>
-    <w:p>
-      <w:r>
-        <w:rPr>
-          <w:b/>
-          <w:bCs/>
-        </w:rPr>
-        <w:t>Qué hace:</w:t>
-      </w:r>
-      <w:r>
-        <w:br/>
-        <w:t>Google muestra sitios que considera similares.</w:t>
-      </w:r>
-    </w:p>
-    <w:p>
-      <w:r>
-        <w:rPr>
-          <w:b/>
-          <w:bCs/>
-        </w:rPr>
-        <w:lastRenderedPageBreak/>
-        <w:t>Solución esperada:</w:t>
-      </w:r>
-      <w:r>
-        <w:br/>
-        <w:t>Deben aparecer webs relacionadas con seguridad digital, formación o instituciones afines.</w:t>
-      </w:r>
-    </w:p>
-    <w:p>
-      <w:r>
-        <w:pict w14:anchorId="32D80569">
-          <v:rect id="_x0000_i1154" style="width:0;height:1.5pt" o:hralign="center" o:hrstd="t" o:hr="t" fillcolor="#a0a0a0" stroked="f"/>
-        </w:pict>
-      </w:r>
-    </w:p>
-    <w:p>
-      <w:pPr>
-        <w:rPr>
-          <w:b/>
-          <w:bCs/>
-        </w:rPr>
-      </w:pPr>
-      <w:r>
-        <w:rPr>
-          <w:b/>
-          <w:bCs/>
-        </w:rPr>
-        <w:t>17. Buscar versión en caché</w:t>
-      </w:r>
-    </w:p>
-    <w:p>
-      <w:r>
-        <w:rPr>
-          <w:b/>
-          <w:bCs/>
-        </w:rPr>
-        <w:t>Enunciado:</w:t>
-      </w:r>
-      <w:r>
-        <w:t xml:space="preserve"> Comprueba si Google conserva una copia en caché de una web.</w:t>
-      </w:r>
-    </w:p>
-    <w:p>
-      <w:r>
-        <w:rPr>
-          <w:b/>
-          <w:bCs/>
-        </w:rPr>
-        <w:t>Dork:</w:t>
-      </w:r>
-    </w:p>
-    <w:p>
-      <w:proofErr w:type="spellStart"/>
-      <w:proofErr w:type="gramStart"/>
-      <w:r>
-        <w:t>cache:incibe.es</w:t>
-      </w:r>
-      <w:proofErr w:type="spellEnd"/>
-      <w:proofErr w:type="gramEnd"/>
-    </w:p>
-    <w:p>
-      <w:r>
-        <w:rPr>
-          <w:b/>
-          <w:bCs/>
-        </w:rPr>
-        <w:t>Qué hace:</w:t>
-      </w:r>
-      <w:r>
-        <w:br/>
-        <w:t>Intenta mostrar la versión almacenada por Google.</w:t>
-      </w:r>
-    </w:p>
-    <w:p>
-      <w:r>
-        <w:rPr>
-          <w:b/>
-          <w:bCs/>
-        </w:rPr>
-        <w:t>Solución esperada:</w:t>
-      </w:r>
-      <w:r>
-        <w:br/>
-        <w:t>Si existe caché, se mostrará una copia guardada.</w:t>
-      </w:r>
-    </w:p>
-    <w:p>
-      <w:r>
-        <w:rPr>
-          <w:b/>
-          <w:bCs/>
-        </w:rPr>
-        <w:t>Nota:</w:t>
-      </w:r>
-      <w:r>
-        <w:br/>
-        <w:t>A veces esta función ya no está disponible en todos los resultados.</w:t>
-      </w:r>
-    </w:p>
-    <w:p>
-      <w:r>
-        <w:pict w14:anchorId="245457ED">
-          <v:rect id="_x0000_i1155" style="width:0;height:1.5pt" o:hralign="center" o:hrstd="t" o:hr="t" fillcolor="#a0a0a0" stroked="f"/>
-        </w:pict>
-      </w:r>
-    </w:p>
-    <w:p>
-      <w:pPr>
-        <w:rPr>
-          <w:b/>
-          <w:bCs/>
-        </w:rPr>
-      </w:pPr>
-      <w:r>
-        <w:rPr>
-          <w:b/>
-          <w:bCs/>
-        </w:rPr>
-        <w:t>18. Buscar definiciones o documentos concretos</w:t>
-      </w:r>
-    </w:p>
-    <w:p>
-      <w:r>
-        <w:rPr>
-          <w:b/>
-          <w:bCs/>
-        </w:rPr>
-        <w:t>Enunciado:</w:t>
-      </w:r>
-      <w:r>
-        <w:t xml:space="preserve"> Encuentra </w:t>
-      </w:r>
-      <w:proofErr w:type="spellStart"/>
-      <w:r>
-        <w:t>PDFs</w:t>
-      </w:r>
-      <w:proofErr w:type="spellEnd"/>
-      <w:r>
-        <w:t xml:space="preserve"> que contengan la frase exacta “sistema operativo”.</w:t>
-      </w:r>
-    </w:p>
-    <w:p>
-      <w:r>
-        <w:rPr>
-          <w:b/>
-          <w:bCs/>
-        </w:rPr>
-        <w:t>Dork:</w:t>
-      </w:r>
-    </w:p>
-    <w:p>
-      <w:r>
-        <w:t xml:space="preserve">"sistema operativo" </w:t>
-      </w:r>
-      <w:proofErr w:type="spellStart"/>
-      <w:r>
-        <w:t>filetype:pdf</w:t>
-      </w:r>
-      <w:proofErr w:type="spellEnd"/>
-    </w:p>
-    <w:p>
-      <w:r>
-        <w:rPr>
-          <w:b/>
-          <w:bCs/>
-        </w:rPr>
-        <w:t>Qué hace:</w:t>
-      </w:r>
-      <w:r>
-        <w:br/>
-        <w:t xml:space="preserve">Busca </w:t>
-      </w:r>
-      <w:proofErr w:type="spellStart"/>
-      <w:r>
-        <w:t>PDFs</w:t>
-      </w:r>
-      <w:proofErr w:type="spellEnd"/>
-      <w:r>
-        <w:t xml:space="preserve"> donde aparezca esa frase.</w:t>
-      </w:r>
-    </w:p>
-    <w:p>
-      <w:r>
-        <w:rPr>
-          <w:b/>
-          <w:bCs/>
-        </w:rPr>
-        <w:t>Solución esperada:</w:t>
-      </w:r>
-      <w:r>
-        <w:br/>
-        <w:t>Apuntes, manuales o material académico.</w:t>
-      </w:r>
-    </w:p>
-    <w:p>
-      <w:r>
-        <w:pict w14:anchorId="52BDDD36">
-          <v:rect id="_x0000_i1156" style="width:0;height:1.5pt" o:hralign="center" o:hrstd="t" o:hr="t" fillcolor="#a0a0a0" stroked="f"/>
-        </w:pict>
-      </w:r>
-    </w:p>
-    <w:p>
-      <w:pPr>
-        <w:rPr>
-          <w:b/>
-          <w:bCs/>
-        </w:rPr>
-      </w:pPr>
-      <w:r>
-        <w:rPr>
-          <w:b/>
-          <w:bCs/>
-        </w:rPr>
-        <w:t>19. Buscar listados o directorios visibles</w:t>
-      </w:r>
-    </w:p>
-    <w:p>
-      <w:r>
-        <w:rPr>
-          <w:b/>
-          <w:bCs/>
-        </w:rPr>
-        <w:t>Enunciado:</w:t>
-      </w:r>
-      <w:r>
-        <w:t xml:space="preserve"> Busca páginas que incluyan la palabra “</w:t>
-      </w:r>
-      <w:proofErr w:type="spellStart"/>
-      <w:r>
-        <w:t>index</w:t>
-      </w:r>
-      <w:proofErr w:type="spellEnd"/>
-      <w:r>
-        <w:t xml:space="preserve"> </w:t>
-      </w:r>
-      <w:proofErr w:type="spellStart"/>
-      <w:r>
-        <w:t>of</w:t>
-      </w:r>
-      <w:proofErr w:type="spellEnd"/>
-      <w:r>
-        <w:t>” y “manuales”.</w:t>
-      </w:r>
-    </w:p>
-    <w:p>
-      <w:r>
-        <w:rPr>
-          <w:b/>
-          <w:bCs/>
-        </w:rPr>
-        <w:t>Dork:</w:t>
-      </w:r>
-    </w:p>
-    <w:p>
-      <w:proofErr w:type="spellStart"/>
-      <w:r>
-        <w:t>intitle</w:t>
-      </w:r>
-      <w:proofErr w:type="spellEnd"/>
-      <w:r>
-        <w:t>:"</w:t>
-      </w:r>
-      <w:proofErr w:type="spellStart"/>
-      <w:r>
-        <w:t>index</w:t>
-      </w:r>
-      <w:proofErr w:type="spellEnd"/>
-      <w:r>
-        <w:t xml:space="preserve"> </w:t>
-      </w:r>
-      <w:proofErr w:type="spellStart"/>
-      <w:r>
-        <w:t>of</w:t>
-      </w:r>
-      <w:proofErr w:type="spellEnd"/>
-      <w:r>
-        <w:t>" manuales</w:t>
-      </w:r>
-    </w:p>
-    <w:p>
-      <w:r>
-        <w:rPr>
-          <w:b/>
-          <w:bCs/>
-        </w:rPr>
-        <w:t>Qué hace:</w:t>
-      </w:r>
-      <w:r>
-        <w:br/>
-        <w:t>Busca páginas cuyo título sugiere un listado de archivos.</w:t>
-      </w:r>
-    </w:p>
-    <w:p>
-      <w:r>
-        <w:rPr>
-          <w:b/>
-          <w:bCs/>
-        </w:rPr>
-        <w:lastRenderedPageBreak/>
-        <w:t>Solución esperada:</w:t>
-      </w:r>
-      <w:r>
-        <w:br/>
-        <w:t>Directorios web públicos con documentos o materiales.</w:t>
-      </w:r>
-    </w:p>
-    <w:p>
-      <w:r>
-        <w:rPr>
-          <w:b/>
-          <w:bCs/>
-        </w:rPr>
-        <w:t>Uso responsable:</w:t>
-      </w:r>
-      <w:r>
-        <w:br/>
-        <w:t>Solo debe emplearse para localizar recursos públicos expuestos, no para acceder a material sensible.</w:t>
-      </w:r>
-    </w:p>
-    <w:p>
-      <w:r>
-        <w:pict w14:anchorId="58DC50B5">
-          <v:rect id="_x0000_i1157" style="width:0;height:1.5pt" o:hralign="center" o:hrstd="t" o:hr="t" fillcolor="#a0a0a0" stroked="f"/>
-        </w:pict>
-      </w:r>
-    </w:p>
-    <w:p>
-      <w:pPr>
-        <w:rPr>
-          <w:b/>
-          <w:bCs/>
-        </w:rPr>
-      </w:pPr>
-      <w:r>
-        <w:rPr>
-          <w:b/>
-          <w:bCs/>
-        </w:rPr>
-        <w:t>20. Búsqueda combinada avanzada</w:t>
-      </w:r>
-    </w:p>
-    <w:p>
-      <w:r>
-        <w:rPr>
-          <w:b/>
-          <w:bCs/>
-        </w:rPr>
-        <w:t>Enunciado:</w:t>
-      </w:r>
-      <w:r>
-        <w:t xml:space="preserve"> Busca documentos PDF sobre redes, dentro de dominios educativos, excluyendo resultados antiguos que hablen de Token Ring.</w:t>
-      </w:r>
-    </w:p>
-    <w:p>
-      <w:pPr>
-        <w:rPr>
-          <w:lang w:val="en-GB"/>
-        </w:rPr>
-      </w:pPr>
-      <w:r>
-        <w:rPr>
-          <w:b/>
-          <w:bCs/>
-          <w:lang w:val="en-GB"/>
-        </w:rPr>
-        <w:t>Dork:</w:t>
-      </w:r>
-    </w:p>
-    <w:p>
-      <w:pPr>
-        <w:rPr>
-          <w:lang w:val="en-GB"/>
-        </w:rPr>
-      </w:pPr>
-      <w:r>
-        <w:rPr>
-          <w:lang w:val="en-GB"/>
-        </w:rPr>
-        <w:t>site:.</w:t>
-      </w:r>
-      <w:proofErr w:type="spellStart"/>
-      <w:r>
-        <w:rPr>
-          <w:lang w:val="en-GB"/>
-        </w:rPr>
-        <w:t>edu</w:t>
-      </w:r>
-      <w:proofErr w:type="spellEnd"/>
-      <w:r>
-        <w:rPr>
-          <w:lang w:val="en-GB"/>
-        </w:rPr>
-        <w:t xml:space="preserve"> "redes" </w:t>
-      </w:r>
-      <w:proofErr w:type="spellStart"/>
-      <w:r>
-        <w:rPr>
-          <w:lang w:val="en-GB"/>
-        </w:rPr>
-        <w:t>filetype:pdf</w:t>
-      </w:r>
-      <w:proofErr w:type="spellEnd"/>
-      <w:r>
-        <w:rPr>
-          <w:lang w:val="en-GB"/>
-        </w:rPr>
-        <w:t xml:space="preserve"> -"Token Ring"</w:t>
+        <w:drawing>
+          <wp:inline distT="0" distB="0" distL="0" distR="0" wp14:anchorId="404D1BF5" wp14:editId="20B49913">
+            <wp:extent cx="5400040" cy="4843780"/>
+            <wp:effectExtent l="0" t="0" r="0" b="0"/>
+            <wp:docPr id="1175681548" name="Imagen 1"/>
+            <wp:cNvGraphicFramePr>
+              <a:graphicFrameLocks xmlns:a="http://schemas.openxmlformats.org/drawingml/2006/main" noChangeAspect="1"/>
+            </wp:cNvGraphicFramePr>
+            <a:graphic xmlns:a="http://schemas.openxmlformats.org/drawingml/2006/main">
+              <a:graphicData uri="http://schemas.openxmlformats.org/drawingml/2006/picture">
+                <pic:pic xmlns:pic="http://schemas.openxmlformats.org/drawingml/2006/picture">
+                  <pic:nvPicPr>
+                    <pic:cNvPr id="1175681548" name=""/>
+                    <pic:cNvPicPr/>
+                  </pic:nvPicPr>
+                  <pic:blipFill>
+                    <a:blip r:embed="rId23"/>
+                    <a:stretch>
+                      <a:fillRect/>
+                    </a:stretch>
+                  </pic:blipFill>
+                  <pic:spPr>
+                    <a:xfrm>
+                      <a:off x="0" y="0"/>
+                      <a:ext cx="5400040" cy="4843780"/>
+                    </a:xfrm>
+                    <a:prstGeom prst="rect">
+                      <a:avLst/>
+                    </a:prstGeom>
+                  </pic:spPr>
+                </pic:pic>
+              </a:graphicData>
+            </a:graphic>
+          </wp:inline>
+        </w:drawing>
       </w:r>
     </w:p>
     <w:p>
@@ -2629,6 +3076,7 @@
   <w:style w:type="character" w:default="1" w:styleId="Fuentedeprrafopredeter">
     <w:name w:val="Default Paragraph Font"/>
     <w:uiPriority w:val="1"/>
+    <w:semiHidden/>
     <w:unhideWhenUsed/>
   </w:style>
   <w:style w:type="table" w:default="1" w:styleId="Tablanormal">
